--- a/Guttmann/GuttmannFamilyList.docx
+++ b/Guttmann/GuttmannFamilyList.docx
@@ -537,6 +537,7 @@
         </w:rPr>
         <w:t xml:space="preserve">   m. </w:t>
       </w:r>
+      <w:proofErr w:type="gramStart"/>
       <w:r>
         <w:rPr>
           <w:sz w:val="20"/>
@@ -557,7 +558,15 @@
           <w:sz w:val="20"/>
           <w:szCs w:val="20"/>
         </w:rPr>
-        <w:t>1918  Budapest,</w:t>
+        <w:t>1918  Budapest</w:t>
+      </w:r>
+      <w:proofErr w:type="gramEnd"/>
+      <w:r>
+        <w:rPr>
+          <w:sz w:val="20"/>
+          <w:szCs w:val="20"/>
+        </w:rPr>
+        <w:t>,</w:t>
       </w:r>
       <w:r>
         <w:rPr>
@@ -586,6 +595,7 @@
         </w:rPr>
         <w:t xml:space="preserve">           4. Gabriel Steven Semsei   b. </w:t>
       </w:r>
+      <w:proofErr w:type="gramStart"/>
       <w:r>
         <w:rPr>
           <w:sz w:val="20"/>
@@ -623,6 +633,7 @@
         </w:rPr>
         <w:t>Budapest</w:t>
       </w:r>
+      <w:proofErr w:type="gramEnd"/>
       <w:r>
         <w:rPr>
           <w:sz w:val="20"/>
@@ -658,7 +669,7 @@
         <w:rPr>
           <w:sz w:val="20"/>
           <w:szCs w:val="20"/>
-          <w:lang w:val="de-DE"/>
+          <w:lang w:val="en-US"/>
         </w:rPr>
       </w:pPr>
       <w:r>
@@ -673,10 +684,11 @@
         <w:rPr>
           <w:sz w:val="20"/>
           <w:szCs w:val="20"/>
-          <w:lang w:val="de-DE"/>
+          <w:lang w:val="en-US"/>
         </w:rPr>
         <w:t xml:space="preserve">5. Nicole Gabrielle Semsei    b. </w:t>
       </w:r>
+      <w:proofErr w:type="gramStart"/>
       <w:r>
         <w:rPr>
           <w:sz w:val="20"/>
@@ -688,7 +700,7 @@
         <w:rPr>
           <w:sz w:val="20"/>
           <w:szCs w:val="20"/>
-          <w:lang w:val="de-DE"/>
+          <w:lang w:val="en-US"/>
         </w:rPr>
         <w:t>.6.</w:t>
       </w:r>
@@ -703,7 +715,7 @@
         <w:rPr>
           <w:sz w:val="20"/>
           <w:szCs w:val="20"/>
-          <w:lang w:val="de-DE"/>
+          <w:lang w:val="en-US"/>
         </w:rPr>
         <w:t xml:space="preserve"> </w:t>
       </w:r>
@@ -712,13 +724,21 @@
           <w:sz w:val="20"/>
           <w:szCs w:val="20"/>
         </w:rPr>
-        <w:t>Sydney,</w:t>
-      </w:r>
-      <w:r>
-        <w:rPr>
-          <w:sz w:val="20"/>
-          <w:szCs w:val="20"/>
-          <w:lang w:val="de-DE"/>
+        <w:t>Sydney</w:t>
+      </w:r>
+      <w:proofErr w:type="gramEnd"/>
+      <w:r>
+        <w:rPr>
+          <w:sz w:val="20"/>
+          <w:szCs w:val="20"/>
+        </w:rPr>
+        <w:t>,</w:t>
+      </w:r>
+      <w:r>
+        <w:rPr>
+          <w:sz w:val="20"/>
+          <w:szCs w:val="20"/>
+          <w:lang w:val="en-US"/>
         </w:rPr>
         <w:t xml:space="preserve"> AU</w:t>
       </w:r>
@@ -737,7 +757,7 @@
         <w:rPr>
           <w:sz w:val="20"/>
           <w:szCs w:val="20"/>
-          <w:lang w:val="de-DE"/>
+          <w:lang w:val="en-US"/>
         </w:rPr>
         <w:t xml:space="preserve">          </w:t>
       </w:r>
@@ -749,6 +769,7 @@
         </w:rPr>
         <w:t xml:space="preserve">4. Thomas (Tamas) Otto Semsei   b. </w:t>
       </w:r>
+      <w:proofErr w:type="gramStart"/>
       <w:r>
         <w:rPr>
           <w:sz w:val="20"/>
@@ -786,6 +807,7 @@
         </w:rPr>
         <w:t>Budapest</w:t>
       </w:r>
+      <w:proofErr w:type="gramEnd"/>
       <w:r>
         <w:rPr>
           <w:sz w:val="20"/>
@@ -1237,7 +1259,25 @@
           <w:szCs w:val="20"/>
           <w:lang w:val="en-US"/>
         </w:rPr>
-        <w:t>, HU   d. 1.2013  Gedera, IL</w:t>
+        <w:t xml:space="preserve">, HU   d. </w:t>
+      </w:r>
+      <w:proofErr w:type="gramStart"/>
+      <w:r>
+        <w:rPr>
+          <w:sz w:val="20"/>
+          <w:szCs w:val="20"/>
+          <w:lang w:val="en-US"/>
+        </w:rPr>
+        <w:t>1.2013  Gedera</w:t>
+      </w:r>
+      <w:proofErr w:type="gramEnd"/>
+      <w:r>
+        <w:rPr>
+          <w:sz w:val="20"/>
+          <w:szCs w:val="20"/>
+          <w:lang w:val="en-US"/>
+        </w:rPr>
+        <w:t>, IL</w:t>
       </w:r>
     </w:p>
     <w:p>
@@ -1256,7 +1296,25 @@
           <w:szCs w:val="20"/>
           <w:lang w:val="en-US"/>
         </w:rPr>
-        <w:t xml:space="preserve">               + Aliza Bonomo                 b. 5.1946  Izmir, TR</w:t>
+        <w:t xml:space="preserve">               + Aliza Bonomo                 b. </w:t>
+      </w:r>
+      <w:proofErr w:type="gramStart"/>
+      <w:r>
+        <w:rPr>
+          <w:sz w:val="20"/>
+          <w:szCs w:val="20"/>
+          <w:lang w:val="en-US"/>
+        </w:rPr>
+        <w:t>5.1946  Izmir</w:t>
+      </w:r>
+      <w:proofErr w:type="gramEnd"/>
+      <w:r>
+        <w:rPr>
+          <w:sz w:val="20"/>
+          <w:szCs w:val="20"/>
+          <w:lang w:val="en-US"/>
+        </w:rPr>
+        <w:t>, TR</w:t>
       </w:r>
     </w:p>
     <w:p>
@@ -1362,7 +1420,25 @@
           <w:szCs w:val="20"/>
           <w:lang w:val="en-US"/>
         </w:rPr>
-        <w:t xml:space="preserve">          + [1]  Anna Herzl                    b. </w:t>
+        <w:t xml:space="preserve">          + [1</w:t>
+      </w:r>
+      <w:proofErr w:type="gramStart"/>
+      <w:r>
+        <w:rPr>
+          <w:sz w:val="20"/>
+          <w:szCs w:val="20"/>
+          <w:lang w:val="en-US"/>
+        </w:rPr>
+        <w:t>]  Anna</w:t>
+      </w:r>
+      <w:proofErr w:type="gramEnd"/>
+      <w:r>
+        <w:rPr>
+          <w:sz w:val="20"/>
+          <w:szCs w:val="20"/>
+          <w:lang w:val="en-US"/>
+        </w:rPr>
+        <w:t xml:space="preserve"> Herzl                    b. </w:t>
       </w:r>
       <w:r>
         <w:rPr>
@@ -1541,6 +1617,7 @@
         </w:rPr>
         <w:t xml:space="preserve">              5. Dafni Guttman                b. </w:t>
       </w:r>
+      <w:proofErr w:type="gramStart"/>
       <w:r>
         <w:rPr>
           <w:sz w:val="20"/>
@@ -1571,6 +1648,7 @@
         </w:rPr>
         <w:t xml:space="preserve">  IL</w:t>
       </w:r>
+      <w:proofErr w:type="gramEnd"/>
     </w:p>
     <w:p>
       <w:pPr>
@@ -1626,6 +1704,7 @@
         </w:rPr>
         <w:t xml:space="preserve">         b. </w:t>
       </w:r>
+      <w:proofErr w:type="gramStart"/>
       <w:r>
         <w:rPr>
           <w:sz w:val="20"/>
@@ -1671,6 +1750,7 @@
         </w:rPr>
         <w:t>L</w:t>
       </w:r>
+      <w:proofErr w:type="gramEnd"/>
       <w:r>
         <w:rPr>
           <w:sz w:val="20"/>
@@ -1706,6 +1786,7 @@
         </w:rPr>
         <w:t xml:space="preserve">Danny Guttman              b. </w:t>
       </w:r>
+      <w:proofErr w:type="gramStart"/>
       <w:r>
         <w:rPr>
           <w:sz w:val="20"/>
@@ -1743,6 +1824,7 @@
         </w:rPr>
         <w:t xml:space="preserve"> IL</w:t>
       </w:r>
+      <w:proofErr w:type="gramEnd"/>
     </w:p>
     <w:p>
       <w:pPr>
@@ -1762,6 +1844,7 @@
         </w:rPr>
         <w:t xml:space="preserve">                  + Toby Gilboa                 b. </w:t>
       </w:r>
+      <w:proofErr w:type="gramStart"/>
       <w:r>
         <w:rPr>
           <w:sz w:val="20"/>
@@ -1790,7 +1873,16 @@
           <w:szCs w:val="20"/>
           <w:lang w:val="en-US"/>
         </w:rPr>
-        <w:t xml:space="preserve">  IL    m. 30.5.1994 IL</w:t>
+        <w:t xml:space="preserve">  IL</w:t>
+      </w:r>
+      <w:proofErr w:type="gramEnd"/>
+      <w:r>
+        <w:rPr>
+          <w:sz w:val="20"/>
+          <w:szCs w:val="20"/>
+          <w:lang w:val="en-US"/>
+        </w:rPr>
+        <w:t xml:space="preserve">    m. 30.5.1994 IL</w:t>
       </w:r>
     </w:p>
     <w:p>
@@ -1809,8 +1901,36 @@
           <w:szCs w:val="20"/>
           <w:lang w:val="en-US"/>
         </w:rPr>
-        <w:t xml:space="preserve">              5. Shimon (Shimi) Guttman (Goodman)    b. 11.6.1977  IL</w:t>
-      </w:r>
+        <w:t xml:space="preserve">              5. Shimon (Shimi) Guttman (</w:t>
+      </w:r>
+      <w:proofErr w:type="gramStart"/>
+      <w:r>
+        <w:rPr>
+          <w:sz w:val="20"/>
+          <w:szCs w:val="20"/>
+          <w:lang w:val="en-US"/>
+        </w:rPr>
+        <w:t xml:space="preserve">Goodman)   </w:t>
+      </w:r>
+      <w:proofErr w:type="gramEnd"/>
+      <w:r>
+        <w:rPr>
+          <w:sz w:val="20"/>
+          <w:szCs w:val="20"/>
+          <w:lang w:val="en-US"/>
+        </w:rPr>
+        <w:t xml:space="preserve"> b. </w:t>
+      </w:r>
+      <w:proofErr w:type="gramStart"/>
+      <w:r>
+        <w:rPr>
+          <w:sz w:val="20"/>
+          <w:szCs w:val="20"/>
+          <w:lang w:val="en-US"/>
+        </w:rPr>
+        <w:t>11.6.1977  IL</w:t>
+      </w:r>
+      <w:proofErr w:type="gramEnd"/>
       <w:r>
         <w:rPr>
           <w:sz w:val="20"/>
@@ -1836,7 +1956,43 @@
           <w:szCs w:val="20"/>
           <w:lang w:val="en-US"/>
         </w:rPr>
-        <w:t xml:space="preserve">                  + Christopher Steven Hamilton (Hoare)   b. 13.12.1972  Cardiff, GBR-WLS</w:t>
+        <w:t xml:space="preserve">                  + Christopher Steven Hamilton (</w:t>
+      </w:r>
+      <w:proofErr w:type="gramStart"/>
+      <w:r>
+        <w:rPr>
+          <w:sz w:val="20"/>
+          <w:szCs w:val="20"/>
+          <w:lang w:val="en-US"/>
+        </w:rPr>
+        <w:t xml:space="preserve">Hoare)   </w:t>
+      </w:r>
+      <w:proofErr w:type="gramEnd"/>
+      <w:r>
+        <w:rPr>
+          <w:sz w:val="20"/>
+          <w:szCs w:val="20"/>
+          <w:lang w:val="en-US"/>
+        </w:rPr>
+        <w:t xml:space="preserve">b. </w:t>
+      </w:r>
+      <w:proofErr w:type="gramStart"/>
+      <w:r>
+        <w:rPr>
+          <w:sz w:val="20"/>
+          <w:szCs w:val="20"/>
+          <w:lang w:val="en-US"/>
+        </w:rPr>
+        <w:t>13.12.1972  Cardiff</w:t>
+      </w:r>
+      <w:proofErr w:type="gramEnd"/>
+      <w:r>
+        <w:rPr>
+          <w:sz w:val="20"/>
+          <w:szCs w:val="20"/>
+          <w:lang w:val="en-US"/>
+        </w:rPr>
+        <w:t>, GBR-WLS</w:t>
       </w:r>
     </w:p>
     <w:p>
@@ -3569,6 +3725,7 @@
         </w:rPr>
         <w:t xml:space="preserve">           + Yehuda Bar                                                  m. </w:t>
       </w:r>
+      <w:proofErr w:type="gramStart"/>
       <w:r>
         <w:rPr>
           <w:sz w:val="20"/>
@@ -3599,6 +3756,7 @@
         </w:rPr>
         <w:t xml:space="preserve">  IL</w:t>
       </w:r>
+      <w:proofErr w:type="gramEnd"/>
     </w:p>
     <w:p>
       <w:pPr>
@@ -3787,7 +3945,25 @@
           <w:szCs w:val="20"/>
           <w:lang w:val="en-US"/>
         </w:rPr>
-        <w:t xml:space="preserve">Isaac Guttmann              b. 10.1840  Reca, SK       d. </w:t>
+        <w:t xml:space="preserve">Isaac Guttmann              b. </w:t>
+      </w:r>
+      <w:proofErr w:type="gramStart"/>
+      <w:r>
+        <w:rPr>
+          <w:sz w:val="20"/>
+          <w:szCs w:val="20"/>
+          <w:lang w:val="en-US"/>
+        </w:rPr>
+        <w:t>10.1840  Reca</w:t>
+      </w:r>
+      <w:proofErr w:type="gramEnd"/>
+      <w:r>
+        <w:rPr>
+          <w:sz w:val="20"/>
+          <w:szCs w:val="20"/>
+          <w:lang w:val="en-US"/>
+        </w:rPr>
+        <w:t xml:space="preserve">, SK       d. </w:t>
       </w:r>
       <w:r>
         <w:rPr>
@@ -3859,7 +4035,16 @@
           <w:szCs w:val="20"/>
           <w:lang w:val="en-US"/>
         </w:rPr>
-        <w:t xml:space="preserve">m. 8.8.1862  </w:t>
+        <w:t xml:space="preserve">m. </w:t>
+      </w:r>
+      <w:proofErr w:type="gramStart"/>
+      <w:r>
+        <w:rPr>
+          <w:sz w:val="20"/>
+          <w:szCs w:val="20"/>
+          <w:lang w:val="en-US"/>
+        </w:rPr>
+        <w:t xml:space="preserve">8.8.1862  </w:t>
       </w:r>
       <w:proofErr w:type="spellStart"/>
       <w:r>
@@ -3871,6 +4056,7 @@
         <w:t>Dunaszerdahely</w:t>
       </w:r>
       <w:proofErr w:type="spellEnd"/>
+      <w:proofErr w:type="gramEnd"/>
       <w:r>
         <w:rPr>
           <w:sz w:val="20"/>
@@ -4065,7 +4251,25 @@
           <w:szCs w:val="20"/>
           <w:lang w:val="en-US"/>
         </w:rPr>
-        <w:t xml:space="preserve">    3. Gabriella (Ella) Frank   b. Abt 1893  Novi Sad, RS    d. Abt 1977 Caracas, VE</w:t>
+        <w:t xml:space="preserve">    3. Gabriella (Ella) Frank   b. Abt </w:t>
+      </w:r>
+      <w:proofErr w:type="gramStart"/>
+      <w:r>
+        <w:rPr>
+          <w:sz w:val="20"/>
+          <w:szCs w:val="20"/>
+          <w:lang w:val="en-US"/>
+        </w:rPr>
+        <w:t>1893  Novi</w:t>
+      </w:r>
+      <w:proofErr w:type="gramEnd"/>
+      <w:r>
+        <w:rPr>
+          <w:sz w:val="20"/>
+          <w:szCs w:val="20"/>
+          <w:lang w:val="en-US"/>
+        </w:rPr>
+        <w:t xml:space="preserve"> Sad, RS    d. Abt 1977 Caracas, VE</w:t>
       </w:r>
     </w:p>
     <w:p>
@@ -4177,7 +4381,25 @@
           <w:szCs w:val="20"/>
           <w:lang w:val="en-US"/>
         </w:rPr>
-        <w:t xml:space="preserve">            + Tibor Gozon (Goldner)    b. 23.3.1907 Budapest, HU   m. 1936    d. Caracas, VE</w:t>
+        <w:t xml:space="preserve">            + Tibor Gozon (</w:t>
+      </w:r>
+      <w:proofErr w:type="gramStart"/>
+      <w:r>
+        <w:rPr>
+          <w:sz w:val="20"/>
+          <w:szCs w:val="20"/>
+          <w:lang w:val="en-US"/>
+        </w:rPr>
+        <w:t xml:space="preserve">Goldner)   </w:t>
+      </w:r>
+      <w:proofErr w:type="gramEnd"/>
+      <w:r>
+        <w:rPr>
+          <w:sz w:val="20"/>
+          <w:szCs w:val="20"/>
+          <w:lang w:val="en-US"/>
+        </w:rPr>
+        <w:t xml:space="preserve"> b. 23.3.1907 Budapest, HU   m. 1936    d. Caracas, VE</w:t>
       </w:r>
     </w:p>
     <w:p>
@@ -4231,7 +4453,25 @@
           <w:szCs w:val="20"/>
           <w:lang w:val="en-US"/>
         </w:rPr>
-        <w:t xml:space="preserve">              b. 10.8.1946  Caracas, VE   </w:t>
+        <w:t xml:space="preserve">              b. </w:t>
+      </w:r>
+      <w:proofErr w:type="gramStart"/>
+      <w:r>
+        <w:rPr>
+          <w:sz w:val="20"/>
+          <w:szCs w:val="20"/>
+          <w:lang w:val="en-US"/>
+        </w:rPr>
+        <w:t>10.8.1946  Caracas</w:t>
+      </w:r>
+      <w:proofErr w:type="gramEnd"/>
+      <w:r>
+        <w:rPr>
+          <w:sz w:val="20"/>
+          <w:szCs w:val="20"/>
+          <w:lang w:val="en-US"/>
+        </w:rPr>
+        <w:t xml:space="preserve">, VE   </w:t>
       </w:r>
     </w:p>
     <w:p>
@@ -4257,16 +4497,34 @@
           <w:szCs w:val="20"/>
           <w:lang w:val="en-US"/>
         </w:rPr>
-        <w:t>3. Olga Frank              b. 4.8.1894 Novi Sad, RS         d. 19.11.1942  Jasenovac, HR (Holocaust)</w:t>
-      </w:r>
-    </w:p>
-    <w:p>
-      <w:pPr>
-        <w:pStyle w:val="ListParagraph"/>
-        <w:rPr>
-          <w:sz w:val="20"/>
-          <w:szCs w:val="20"/>
-          <w:lang w:val="de-DE"/>
+        <w:t xml:space="preserve">3. Olga Frank              b. 4.8.1894 Novi Sad, RS         d. </w:t>
+      </w:r>
+      <w:proofErr w:type="gramStart"/>
+      <w:r>
+        <w:rPr>
+          <w:sz w:val="20"/>
+          <w:szCs w:val="20"/>
+          <w:lang w:val="en-US"/>
+        </w:rPr>
+        <w:t>19.11.1942  Jasenovac</w:t>
+      </w:r>
+      <w:proofErr w:type="gramEnd"/>
+      <w:r>
+        <w:rPr>
+          <w:sz w:val="20"/>
+          <w:szCs w:val="20"/>
+          <w:lang w:val="en-US"/>
+        </w:rPr>
+        <w:t>, HR (Holocaust)</w:t>
+      </w:r>
+    </w:p>
+    <w:p>
+      <w:pPr>
+        <w:pStyle w:val="ListParagraph"/>
+        <w:rPr>
+          <w:sz w:val="20"/>
+          <w:szCs w:val="20"/>
+          <w:lang w:val="en-US"/>
         </w:rPr>
       </w:pPr>
       <w:r>
@@ -4281,9 +4539,89 @@
         <w:rPr>
           <w:sz w:val="20"/>
           <w:szCs w:val="20"/>
-          <w:lang w:val="de-DE"/>
-        </w:rPr>
-        <w:t>+ Samuel Sonnenfeld   b. 1884  Zemun, RS            d.</w:t>
+          <w:lang w:val="en-US"/>
+        </w:rPr>
+        <w:t xml:space="preserve">+ Samuel Sonnenfeld   b. </w:t>
+      </w:r>
+      <w:proofErr w:type="gramStart"/>
+      <w:r>
+        <w:rPr>
+          <w:sz w:val="20"/>
+          <w:szCs w:val="20"/>
+          <w:lang w:val="en-US"/>
+        </w:rPr>
+        <w:t xml:space="preserve">1884  </w:t>
+      </w:r>
+      <w:proofErr w:type="spellStart"/>
+      <w:r>
+        <w:rPr>
+          <w:sz w:val="20"/>
+          <w:szCs w:val="20"/>
+          <w:lang w:val="en-US"/>
+        </w:rPr>
+        <w:t>Zemun</w:t>
+      </w:r>
+      <w:proofErr w:type="spellEnd"/>
+      <w:proofErr w:type="gramEnd"/>
+      <w:r>
+        <w:rPr>
+          <w:sz w:val="20"/>
+          <w:szCs w:val="20"/>
+          <w:lang w:val="en-US"/>
+        </w:rPr>
+        <w:t xml:space="preserve">, RS            d. Abt </w:t>
+      </w:r>
+      <w:proofErr w:type="gramStart"/>
+      <w:r>
+        <w:rPr>
+          <w:sz w:val="20"/>
+          <w:szCs w:val="20"/>
+          <w:lang w:val="en-US"/>
+        </w:rPr>
+        <w:t>1942  Jasenovac</w:t>
+      </w:r>
+      <w:proofErr w:type="gramEnd"/>
+      <w:r>
+        <w:rPr>
+          <w:sz w:val="20"/>
+          <w:szCs w:val="20"/>
+          <w:lang w:val="en-US"/>
+        </w:rPr>
+        <w:t>, HR (Holocaust)</w:t>
+      </w:r>
+    </w:p>
+    <w:p>
+      <w:pPr>
+        <w:pStyle w:val="ListParagraph"/>
+        <w:rPr>
+          <w:sz w:val="20"/>
+          <w:szCs w:val="20"/>
+          <w:lang w:val="de-DE"/>
+        </w:rPr>
+      </w:pPr>
+      <w:r>
+        <w:rPr>
+          <w:sz w:val="20"/>
+          <w:szCs w:val="20"/>
+          <w:lang w:val="en-US"/>
+        </w:rPr>
+        <w:t xml:space="preserve">        </w:t>
+      </w:r>
+      <w:r>
+        <w:rPr>
+          <w:sz w:val="20"/>
+          <w:szCs w:val="20"/>
+          <w:lang w:val="de-DE"/>
+        </w:rPr>
+        <w:t xml:space="preserve">4. Ivica Julianna Sonnenfeld (Sonne)   b. 1920 Zemun, RS   </w:t>
+      </w:r>
+      <w:r>
+        <w:rPr>
+          <w:sz w:val="20"/>
+          <w:szCs w:val="20"/>
+          <w:lang w:val="de-DE"/>
+        </w:rPr>
+        <w:t>d.</w:t>
       </w:r>
       <w:r>
         <w:rPr>
@@ -4309,7 +4647,7 @@
           <w:szCs w:val="20"/>
           <w:lang w:val="de-DE"/>
         </w:rPr>
-        <w:t xml:space="preserve">        4. Ivica Julianna Sonnenfeld (Sonne)   b. 1920 Zemun, RS   </w:t>
+        <w:t xml:space="preserve">        4. Angela Sonnenfeld        b. 1922 Zemun, RS   </w:t>
       </w:r>
       <w:r>
         <w:rPr>
@@ -4325,25 +4663,33 @@
           <w:szCs w:val="20"/>
           <w:lang w:val="de-DE"/>
         </w:rPr>
-        <w:t xml:space="preserve"> Abt 1942  Jasenovac, HR (Holocaust)</w:t>
-      </w:r>
-    </w:p>
-    <w:p>
-      <w:pPr>
-        <w:pStyle w:val="ListParagraph"/>
-        <w:rPr>
-          <w:sz w:val="20"/>
-          <w:szCs w:val="20"/>
-          <w:lang w:val="de-DE"/>
-        </w:rPr>
-      </w:pPr>
-      <w:r>
-        <w:rPr>
-          <w:sz w:val="20"/>
-          <w:szCs w:val="20"/>
-          <w:lang w:val="de-DE"/>
-        </w:rPr>
-        <w:t xml:space="preserve">        4. Angela Sonnenfeld        b. 1922 Zemun, RS   </w:t>
+        <w:t xml:space="preserve"> Abt 1942  Jasenovac, HR (Holocaust)  </w:t>
+      </w:r>
+      <w:r>
+        <w:rPr>
+          <w:sz w:val="20"/>
+          <w:szCs w:val="20"/>
+          <w:lang w:val="de-DE"/>
+        </w:rPr>
+        <w:t xml:space="preserve"> </w:t>
+      </w:r>
+    </w:p>
+    <w:p>
+      <w:pPr>
+        <w:pStyle w:val="ListParagraph"/>
+        <w:rPr>
+          <w:sz w:val="20"/>
+          <w:szCs w:val="20"/>
+          <w:lang w:val="de-DE"/>
+        </w:rPr>
+      </w:pPr>
+      <w:r>
+        <w:rPr>
+          <w:sz w:val="20"/>
+          <w:szCs w:val="20"/>
+          <w:lang w:val="de-DE"/>
+        </w:rPr>
+        <w:t xml:space="preserve">        4. Hilda Sonnenfeld        b. 1925 Zemun, RS   </w:t>
       </w:r>
       <w:r>
         <w:rPr>
@@ -4385,7 +4731,7 @@
           <w:szCs w:val="20"/>
           <w:lang w:val="de-DE"/>
         </w:rPr>
-        <w:t xml:space="preserve">        4. Hilda Sonnenfeld        b. 1925 Zemun, RS   </w:t>
+        <w:t xml:space="preserve">        4. Jovan (Hansi) Sonnenfeld        b. 1932 Zemun, RS   </w:t>
       </w:r>
       <w:r>
         <w:rPr>
@@ -4403,11 +4749,245 @@
         </w:rPr>
         <w:t xml:space="preserve"> Abt 1942  Jasenovac, HR (Holocaust)  </w:t>
       </w:r>
-      <w:r>
-        <w:rPr>
-          <w:sz w:val="20"/>
-          <w:szCs w:val="20"/>
-          <w:lang w:val="de-DE"/>
+    </w:p>
+    <w:p>
+      <w:pPr>
+        <w:pStyle w:val="ListParagraph"/>
+        <w:rPr>
+          <w:sz w:val="20"/>
+          <w:szCs w:val="20"/>
+          <w:lang w:val="en-US"/>
+        </w:rPr>
+      </w:pPr>
+      <w:r>
+        <w:rPr>
+          <w:sz w:val="20"/>
+          <w:szCs w:val="20"/>
+          <w:lang w:val="de-DE"/>
+        </w:rPr>
+        <w:t xml:space="preserve">    </w:t>
+      </w:r>
+      <w:r>
+        <w:rPr>
+          <w:sz w:val="20"/>
+          <w:szCs w:val="20"/>
+          <w:lang w:val="en-US"/>
+        </w:rPr>
+        <w:t xml:space="preserve">3. Bela Frank             b. 9.2.1896 Novi Sad, RS      d. </w:t>
+      </w:r>
+      <w:r>
+        <w:rPr>
+          <w:sz w:val="20"/>
+          <w:szCs w:val="20"/>
+          <w:lang w:val="en-US"/>
+        </w:rPr>
+        <w:t>22.4.</w:t>
+      </w:r>
+      <w:r>
+        <w:rPr>
+          <w:sz w:val="20"/>
+          <w:szCs w:val="20"/>
+          <w:lang w:val="en-US"/>
+        </w:rPr>
+        <w:t>1951 Haif</w:t>
+      </w:r>
+      <w:r>
+        <w:rPr>
+          <w:sz w:val="20"/>
+          <w:szCs w:val="20"/>
+          <w:lang w:val="en-US"/>
+        </w:rPr>
+        <w:t>a, IL</w:t>
+      </w:r>
+    </w:p>
+    <w:p>
+      <w:pPr>
+        <w:pStyle w:val="ListParagraph"/>
+        <w:rPr>
+          <w:sz w:val="20"/>
+          <w:szCs w:val="20"/>
+          <w:lang w:val="en-US"/>
+        </w:rPr>
+      </w:pPr>
+      <w:r>
+        <w:rPr>
+          <w:sz w:val="20"/>
+          <w:szCs w:val="20"/>
+          <w:lang w:val="en-US"/>
+        </w:rPr>
+        <w:t xml:space="preserve">        + Margit Kiss          b. 26.1.1898      m. 16.5.1920 Novi Sad, RS    d. </w:t>
+      </w:r>
+      <w:proofErr w:type="gramStart"/>
+      <w:r>
+        <w:rPr>
+          <w:sz w:val="20"/>
+          <w:szCs w:val="20"/>
+          <w:lang w:val="en-US"/>
+        </w:rPr>
+        <w:t>24.8.1981  Montreal</w:t>
+      </w:r>
+      <w:proofErr w:type="gramEnd"/>
+      <w:r>
+        <w:rPr>
+          <w:sz w:val="20"/>
+          <w:szCs w:val="20"/>
+          <w:lang w:val="en-US"/>
+        </w:rPr>
+        <w:t>, CA</w:t>
+      </w:r>
+    </w:p>
+    <w:p>
+      <w:pPr>
+        <w:pStyle w:val="ListParagraph"/>
+        <w:rPr>
+          <w:sz w:val="20"/>
+          <w:szCs w:val="20"/>
+          <w:lang w:val="en-US"/>
+        </w:rPr>
+      </w:pPr>
+      <w:r>
+        <w:rPr>
+          <w:sz w:val="20"/>
+          <w:szCs w:val="20"/>
+          <w:lang w:val="en-US"/>
+        </w:rPr>
+        <w:t xml:space="preserve">        4. Magda Frank      b. 20.6.1922 Oradea, RO      d. </w:t>
+      </w:r>
+      <w:proofErr w:type="gramStart"/>
+      <w:r>
+        <w:rPr>
+          <w:sz w:val="20"/>
+          <w:szCs w:val="20"/>
+          <w:lang w:val="en-US"/>
+        </w:rPr>
+        <w:t>15.7.2015  Quebec</w:t>
+      </w:r>
+      <w:proofErr w:type="gramEnd"/>
+      <w:r>
+        <w:rPr>
+          <w:sz w:val="20"/>
+          <w:szCs w:val="20"/>
+          <w:lang w:val="en-US"/>
+        </w:rPr>
+        <w:t>, CA</w:t>
+      </w:r>
+    </w:p>
+    <w:p>
+      <w:pPr>
+        <w:pStyle w:val="ListParagraph"/>
+        <w:rPr>
+          <w:sz w:val="20"/>
+          <w:szCs w:val="20"/>
+          <w:lang w:val="en-US"/>
+        </w:rPr>
+      </w:pPr>
+      <w:r>
+        <w:rPr>
+          <w:sz w:val="20"/>
+          <w:szCs w:val="20"/>
+          <w:lang w:val="en-US"/>
+        </w:rPr>
+        <w:t xml:space="preserve">            + [1] Jacques Karijo      b. 18.7.2011 Nis, RS       d. </w:t>
+      </w:r>
+      <w:proofErr w:type="gramStart"/>
+      <w:r>
+        <w:rPr>
+          <w:sz w:val="20"/>
+          <w:szCs w:val="20"/>
+          <w:lang w:val="en-US"/>
+        </w:rPr>
+        <w:t>12.4.1973  Montreal</w:t>
+      </w:r>
+      <w:proofErr w:type="gramEnd"/>
+      <w:r>
+        <w:rPr>
+          <w:sz w:val="20"/>
+          <w:szCs w:val="20"/>
+          <w:lang w:val="en-US"/>
+        </w:rPr>
+        <w:t>, CA</w:t>
+      </w:r>
+    </w:p>
+    <w:p>
+      <w:pPr>
+        <w:pStyle w:val="ListParagraph"/>
+        <w:rPr>
+          <w:sz w:val="20"/>
+          <w:szCs w:val="20"/>
+          <w:lang w:val="de-DE"/>
+        </w:rPr>
+      </w:pPr>
+      <w:r>
+        <w:rPr>
+          <w:sz w:val="20"/>
+          <w:szCs w:val="20"/>
+          <w:lang w:val="en-US"/>
+        </w:rPr>
+        <w:t xml:space="preserve">            </w:t>
+      </w:r>
+      <w:r>
+        <w:rPr>
+          <w:sz w:val="20"/>
+          <w:szCs w:val="20"/>
+          <w:lang w:val="de-DE"/>
+        </w:rPr>
+        <w:t>5. Yvonne Kar (Karijo)   b. 19.1.1947 Novi Sad, RS</w:t>
+      </w:r>
+    </w:p>
+    <w:p>
+      <w:pPr>
+        <w:pStyle w:val="ListParagraph"/>
+        <w:rPr>
+          <w:sz w:val="20"/>
+          <w:szCs w:val="20"/>
+          <w:lang w:val="en-US"/>
+        </w:rPr>
+      </w:pPr>
+      <w:r>
+        <w:rPr>
+          <w:sz w:val="20"/>
+          <w:szCs w:val="20"/>
+          <w:lang w:val="de-DE"/>
+        </w:rPr>
+        <w:t xml:space="preserve">            </w:t>
+      </w:r>
+      <w:r>
+        <w:rPr>
+          <w:sz w:val="20"/>
+          <w:szCs w:val="20"/>
+          <w:lang w:val="en-US"/>
+        </w:rPr>
+        <w:t>5. Carmel</w:t>
+      </w:r>
+      <w:r>
+        <w:rPr>
+          <w:sz w:val="20"/>
+          <w:szCs w:val="20"/>
+          <w:lang w:val="en-US"/>
+        </w:rPr>
+        <w:t>l</w:t>
+      </w:r>
+      <w:r>
+        <w:rPr>
+          <w:sz w:val="20"/>
+          <w:szCs w:val="20"/>
+          <w:lang w:val="en-US"/>
+        </w:rPr>
+        <w:t>a Kar</w:t>
+      </w:r>
+      <w:r>
+        <w:rPr>
+          <w:sz w:val="20"/>
+          <w:szCs w:val="20"/>
+          <w:lang w:val="en-US"/>
+        </w:rPr>
+        <w:t>ijo</w:t>
+      </w:r>
+      <w:r>
+        <w:rPr>
+          <w:sz w:val="20"/>
+          <w:szCs w:val="20"/>
+          <w:lang w:val="en-US"/>
         </w:rPr>
         <w:t xml:space="preserve"> </w:t>
       </w:r>
@@ -4418,22 +4998,398 @@
         <w:rPr>
           <w:sz w:val="20"/>
           <w:szCs w:val="20"/>
-          <w:lang w:val="de-DE"/>
-        </w:rPr>
-      </w:pPr>
-      <w:r>
-        <w:rPr>
-          <w:sz w:val="20"/>
-          <w:szCs w:val="20"/>
-          <w:lang w:val="de-DE"/>
-        </w:rPr>
-        <w:t xml:space="preserve">        4. Jovan (Hansi) Sonnenfeld        b. 1932 Zemun, RS   </w:t>
-      </w:r>
-      <w:r>
-        <w:rPr>
-          <w:sz w:val="20"/>
-          <w:szCs w:val="20"/>
-          <w:lang w:val="de-DE"/>
+          <w:lang w:val="en-US"/>
+        </w:rPr>
+      </w:pPr>
+      <w:r>
+        <w:rPr>
+          <w:sz w:val="20"/>
+          <w:szCs w:val="20"/>
+          <w:lang w:val="en-US"/>
+        </w:rPr>
+        <w:t xml:space="preserve">                + Gershon Rother</w:t>
+      </w:r>
+    </w:p>
+    <w:p>
+      <w:pPr>
+        <w:pStyle w:val="ListParagraph"/>
+        <w:rPr>
+          <w:sz w:val="20"/>
+          <w:szCs w:val="20"/>
+          <w:lang w:val="en-US"/>
+        </w:rPr>
+      </w:pPr>
+      <w:r>
+        <w:rPr>
+          <w:sz w:val="20"/>
+          <w:szCs w:val="20"/>
+          <w:lang w:val="en-US"/>
+        </w:rPr>
+        <w:t xml:space="preserve">               6. Yuri Rother             b. 1984</w:t>
+      </w:r>
+    </w:p>
+    <w:p>
+      <w:pPr>
+        <w:pStyle w:val="ListParagraph"/>
+        <w:rPr>
+          <w:sz w:val="20"/>
+          <w:szCs w:val="20"/>
+          <w:lang w:val="en-US"/>
+        </w:rPr>
+      </w:pPr>
+      <w:r>
+        <w:rPr>
+          <w:sz w:val="20"/>
+          <w:szCs w:val="20"/>
+          <w:lang w:val="en-US"/>
+        </w:rPr>
+        <w:t xml:space="preserve">               6. Tatiana Rother        b. 1987</w:t>
+      </w:r>
+    </w:p>
+    <w:p>
+      <w:pPr>
+        <w:pStyle w:val="ListParagraph"/>
+        <w:rPr>
+          <w:sz w:val="20"/>
+          <w:szCs w:val="20"/>
+          <w:lang w:val="en-US"/>
+        </w:rPr>
+      </w:pPr>
+      <w:r>
+        <w:rPr>
+          <w:sz w:val="20"/>
+          <w:szCs w:val="20"/>
+          <w:lang w:val="en-US"/>
+        </w:rPr>
+        <w:t xml:space="preserve">            + [2] Vojko (Victor) Benedik    b. </w:t>
+      </w:r>
+      <w:proofErr w:type="gramStart"/>
+      <w:r>
+        <w:rPr>
+          <w:sz w:val="20"/>
+          <w:szCs w:val="20"/>
+          <w:lang w:val="en-US"/>
+        </w:rPr>
+        <w:t>2.11.1909  Zagreb</w:t>
+      </w:r>
+      <w:proofErr w:type="gramEnd"/>
+      <w:r>
+        <w:rPr>
+          <w:sz w:val="20"/>
+          <w:szCs w:val="20"/>
+          <w:lang w:val="en-US"/>
+        </w:rPr>
+        <w:t>, HR       d.</w:t>
+      </w:r>
+      <w:r>
+        <w:rPr>
+          <w:sz w:val="20"/>
+          <w:szCs w:val="20"/>
+          <w:lang w:val="en-US"/>
+        </w:rPr>
+        <w:t xml:space="preserve"> 3.5.2001 Montreal, CA</w:t>
+      </w:r>
+    </w:p>
+    <w:p>
+      <w:pPr>
+        <w:pStyle w:val="ListParagraph"/>
+        <w:rPr>
+          <w:sz w:val="20"/>
+          <w:szCs w:val="20"/>
+          <w:lang w:val="de-DE"/>
+        </w:rPr>
+      </w:pPr>
+      <w:r>
+        <w:rPr>
+          <w:sz w:val="20"/>
+          <w:szCs w:val="20"/>
+          <w:lang w:val="en-US"/>
+        </w:rPr>
+        <w:t xml:space="preserve">        </w:t>
+      </w:r>
+      <w:r>
+        <w:rPr>
+          <w:sz w:val="20"/>
+          <w:szCs w:val="20"/>
+          <w:lang w:val="de-DE"/>
+        </w:rPr>
+        <w:t>4. Ivan (Jovan) Frank       b. 4.3.1925 Novi Sad, RS       d. 5.1944 (Holocaust)</w:t>
+      </w:r>
+    </w:p>
+    <w:p>
+      <w:pPr>
+        <w:pStyle w:val="ListParagraph"/>
+        <w:rPr>
+          <w:sz w:val="20"/>
+          <w:szCs w:val="20"/>
+          <w:lang w:val="de-DE"/>
+        </w:rPr>
+      </w:pPr>
+      <w:r>
+        <w:rPr>
+          <w:sz w:val="20"/>
+          <w:szCs w:val="20"/>
+          <w:lang w:val="de-DE"/>
+        </w:rPr>
+        <w:t xml:space="preserve">        4. Djordje Frank               b. 1927 Novi Sad, RS             d. 1944 Auschwitz</w:t>
+      </w:r>
+      <w:r>
+        <w:rPr>
+          <w:sz w:val="20"/>
+          <w:szCs w:val="20"/>
+          <w:lang w:val="de-DE"/>
+        </w:rPr>
+        <w:t>,</w:t>
+      </w:r>
+      <w:r>
+        <w:rPr>
+          <w:sz w:val="20"/>
+          <w:szCs w:val="20"/>
+          <w:lang w:val="de-DE"/>
+        </w:rPr>
+        <w:t xml:space="preserve"> </w:t>
+      </w:r>
+      <w:r>
+        <w:rPr>
+          <w:sz w:val="20"/>
+          <w:szCs w:val="20"/>
+          <w:lang w:val="de-DE"/>
+        </w:rPr>
+        <w:t xml:space="preserve">PO </w:t>
+      </w:r>
+      <w:r>
+        <w:rPr>
+          <w:sz w:val="20"/>
+          <w:szCs w:val="20"/>
+          <w:lang w:val="de-DE"/>
+        </w:rPr>
+        <w:t>(Holocaust)</w:t>
+      </w:r>
+    </w:p>
+    <w:p>
+      <w:pPr>
+        <w:pStyle w:val="ListParagraph"/>
+        <w:rPr>
+          <w:sz w:val="20"/>
+          <w:szCs w:val="20"/>
+          <w:lang w:val="de-DE"/>
+        </w:rPr>
+      </w:pPr>
+      <w:r>
+        <w:rPr>
+          <w:sz w:val="20"/>
+          <w:szCs w:val="20"/>
+          <w:lang w:val="de-DE"/>
+        </w:rPr>
+        <w:t xml:space="preserve">    </w:t>
+      </w:r>
+      <w:r>
+        <w:rPr>
+          <w:sz w:val="20"/>
+          <w:szCs w:val="20"/>
+          <w:lang w:val="de-DE"/>
+        </w:rPr>
+        <w:t>3. Vilma Frank                    b. 1901  Novi Sad, RS              d.  23.1.1942 Novi Sad, RS (Holocaust)</w:t>
+      </w:r>
+    </w:p>
+    <w:p>
+      <w:pPr>
+        <w:pStyle w:val="ListParagraph"/>
+        <w:rPr>
+          <w:sz w:val="20"/>
+          <w:szCs w:val="20"/>
+          <w:lang w:val="de-DE"/>
+        </w:rPr>
+      </w:pPr>
+      <w:r>
+        <w:rPr>
+          <w:sz w:val="20"/>
+          <w:szCs w:val="20"/>
+          <w:lang w:val="de-DE"/>
+        </w:rPr>
+        <w:t xml:space="preserve">        + Sandor Andrija Varmosi   b. 1895 Novi Sad, RS           d. 23.1.1942 Novi Sad, RS (Holocaust)                 </w:t>
+      </w:r>
+    </w:p>
+    <w:p>
+      <w:pPr>
+        <w:pStyle w:val="ListParagraph"/>
+        <w:rPr>
+          <w:sz w:val="20"/>
+          <w:szCs w:val="20"/>
+          <w:lang w:val="de-DE"/>
+        </w:rPr>
+      </w:pPr>
+      <w:r>
+        <w:rPr>
+          <w:sz w:val="20"/>
+          <w:szCs w:val="20"/>
+          <w:lang w:val="de-DE"/>
+        </w:rPr>
+        <w:t xml:space="preserve">    </w:t>
+      </w:r>
+      <w:r>
+        <w:rPr>
+          <w:sz w:val="20"/>
+          <w:szCs w:val="20"/>
+          <w:lang w:val="de-DE"/>
+        </w:rPr>
+        <w:t xml:space="preserve">3. Kornel Frank                   b. 28.1.1905 Novi Sad, RS      d. </w:t>
+      </w:r>
+      <w:r>
+        <w:rPr>
+          <w:sz w:val="20"/>
+          <w:szCs w:val="20"/>
+          <w:lang w:val="de-DE"/>
+        </w:rPr>
+        <w:t>23.</w:t>
+      </w:r>
+      <w:r>
+        <w:rPr>
+          <w:sz w:val="20"/>
+          <w:szCs w:val="20"/>
+          <w:lang w:val="de-DE"/>
+        </w:rPr>
+        <w:t xml:space="preserve">1.1942 Novi Sad, RS (Holocaust)    </w:t>
+      </w:r>
+    </w:p>
+    <w:p>
+      <w:pPr>
+        <w:pStyle w:val="ListParagraph"/>
+        <w:rPr>
+          <w:sz w:val="20"/>
+          <w:szCs w:val="20"/>
+          <w:lang w:val="en-US"/>
+        </w:rPr>
+      </w:pPr>
+      <w:r>
+        <w:rPr>
+          <w:sz w:val="20"/>
+          <w:szCs w:val="20"/>
+          <w:lang w:val="de-DE"/>
+        </w:rPr>
+        <w:t xml:space="preserve">        + Magdelena Kertesz      b. 18.10. </w:t>
+      </w:r>
+      <w:r>
+        <w:rPr>
+          <w:sz w:val="20"/>
+          <w:szCs w:val="20"/>
+          <w:lang w:val="en-US"/>
+        </w:rPr>
+        <w:t>1913 Novi Sad, RS   d.</w:t>
+      </w:r>
+      <w:r>
+        <w:rPr>
+          <w:sz w:val="20"/>
+          <w:szCs w:val="20"/>
+          <w:lang w:val="en-US"/>
+        </w:rPr>
+        <w:t xml:space="preserve"> </w:t>
+      </w:r>
+      <w:r>
+        <w:rPr>
+          <w:sz w:val="20"/>
+          <w:szCs w:val="20"/>
+          <w:lang w:val="en-US"/>
+        </w:rPr>
+        <w:t>23.</w:t>
+      </w:r>
+      <w:r>
+        <w:rPr>
+          <w:sz w:val="20"/>
+          <w:szCs w:val="20"/>
+          <w:lang w:val="en-US"/>
+        </w:rPr>
+        <w:t>1.1942 Novi Sad</w:t>
+      </w:r>
+      <w:r>
+        <w:rPr>
+          <w:sz w:val="20"/>
+          <w:szCs w:val="20"/>
+          <w:lang w:val="en-US"/>
+        </w:rPr>
+        <w:t>,</w:t>
+      </w:r>
+      <w:r>
+        <w:rPr>
+          <w:sz w:val="20"/>
+          <w:szCs w:val="20"/>
+          <w:lang w:val="en-US"/>
+        </w:rPr>
+        <w:t xml:space="preserve"> RS</w:t>
+      </w:r>
+      <w:r>
+        <w:rPr>
+          <w:sz w:val="20"/>
+          <w:szCs w:val="20"/>
+          <w:lang w:val="en-US"/>
+        </w:rPr>
+        <w:t xml:space="preserve"> (Holocaust)</w:t>
+      </w:r>
+      <w:r>
+        <w:rPr>
+          <w:sz w:val="20"/>
+          <w:szCs w:val="20"/>
+          <w:lang w:val="en-US"/>
+        </w:rPr>
+        <w:t xml:space="preserve"> </w:t>
+      </w:r>
+    </w:p>
+    <w:p>
+      <w:pPr>
+        <w:pStyle w:val="ListParagraph"/>
+        <w:rPr>
+          <w:sz w:val="20"/>
+          <w:szCs w:val="20"/>
+          <w:lang w:val="en-US"/>
+        </w:rPr>
+      </w:pPr>
+      <w:r>
+        <w:rPr>
+          <w:sz w:val="20"/>
+          <w:szCs w:val="20"/>
+          <w:lang w:val="en-US"/>
+        </w:rPr>
+        <w:t xml:space="preserve">        4. Vladislav (</w:t>
+      </w:r>
+      <w:proofErr w:type="gramStart"/>
+      <w:r>
+        <w:rPr>
+          <w:sz w:val="20"/>
+          <w:szCs w:val="20"/>
+          <w:lang w:val="en-US"/>
+        </w:rPr>
+        <w:t xml:space="preserve">Vlado)   </w:t>
+      </w:r>
+      <w:proofErr w:type="gramEnd"/>
+      <w:r>
+        <w:rPr>
+          <w:sz w:val="20"/>
+          <w:szCs w:val="20"/>
+          <w:lang w:val="en-US"/>
+        </w:rPr>
+        <w:t xml:space="preserve">      b. 1938 Novi Sad, RS      </w:t>
+      </w:r>
+      <w:r>
+        <w:rPr>
+          <w:sz w:val="20"/>
+          <w:szCs w:val="20"/>
+          <w:lang w:val="en-US"/>
+        </w:rPr>
+        <w:t xml:space="preserve"> </w:t>
+      </w:r>
+      <w:r>
+        <w:rPr>
+          <w:sz w:val="20"/>
+          <w:szCs w:val="20"/>
+          <w:lang w:val="en-US"/>
+        </w:rPr>
+        <w:t xml:space="preserve">       </w:t>
+      </w:r>
+      <w:r>
+        <w:rPr>
+          <w:sz w:val="20"/>
+          <w:szCs w:val="20"/>
+          <w:lang w:val="en-US"/>
         </w:rPr>
         <w:t>d.</w:t>
       </w:r>
@@ -4441,25 +5397,177 @@
         <w:rPr>
           <w:sz w:val="20"/>
           <w:szCs w:val="20"/>
-          <w:lang w:val="de-DE"/>
-        </w:rPr>
-        <w:t xml:space="preserve"> Abt 1942  Jasenovac, HR (Holocaust)  </w:t>
-      </w:r>
-    </w:p>
-    <w:p>
-      <w:pPr>
-        <w:pStyle w:val="ListParagraph"/>
-        <w:rPr>
-          <w:sz w:val="20"/>
-          <w:szCs w:val="20"/>
-          <w:lang w:val="en-US"/>
-        </w:rPr>
-      </w:pPr>
-      <w:r>
-        <w:rPr>
-          <w:sz w:val="20"/>
-          <w:szCs w:val="20"/>
-          <w:lang w:val="de-DE"/>
+          <w:lang w:val="en-US"/>
+        </w:rPr>
+        <w:t xml:space="preserve"> </w:t>
+      </w:r>
+      <w:r>
+        <w:rPr>
+          <w:sz w:val="20"/>
+          <w:szCs w:val="20"/>
+          <w:lang w:val="en-US"/>
+        </w:rPr>
+        <w:t>23.</w:t>
+      </w:r>
+      <w:r>
+        <w:rPr>
+          <w:sz w:val="20"/>
+          <w:szCs w:val="20"/>
+          <w:lang w:val="en-US"/>
+        </w:rPr>
+        <w:t>1.1942 Novi Sad</w:t>
+      </w:r>
+      <w:r>
+        <w:rPr>
+          <w:sz w:val="20"/>
+          <w:szCs w:val="20"/>
+          <w:lang w:val="en-US"/>
+        </w:rPr>
+        <w:t>,</w:t>
+      </w:r>
+      <w:r>
+        <w:rPr>
+          <w:sz w:val="20"/>
+          <w:szCs w:val="20"/>
+          <w:lang w:val="en-US"/>
+        </w:rPr>
+        <w:t xml:space="preserve"> RS</w:t>
+      </w:r>
+      <w:r>
+        <w:rPr>
+          <w:sz w:val="20"/>
+          <w:szCs w:val="20"/>
+          <w:lang w:val="en-US"/>
+        </w:rPr>
+        <w:t xml:space="preserve"> (Holocaust)</w:t>
+      </w:r>
+      <w:r>
+        <w:rPr>
+          <w:sz w:val="20"/>
+          <w:szCs w:val="20"/>
+          <w:lang w:val="en-US"/>
+        </w:rPr>
+        <w:t xml:space="preserve"> </w:t>
+      </w:r>
+      <w:r>
+        <w:rPr>
+          <w:sz w:val="20"/>
+          <w:szCs w:val="20"/>
+          <w:lang w:val="en-US"/>
+        </w:rPr>
+        <w:t xml:space="preserve"> </w:t>
+      </w:r>
+    </w:p>
+    <w:p>
+      <w:pPr>
+        <w:pStyle w:val="ListParagraph"/>
+        <w:rPr>
+          <w:sz w:val="20"/>
+          <w:szCs w:val="20"/>
+          <w:lang w:val="en-US"/>
+        </w:rPr>
+      </w:pPr>
+      <w:r>
+        <w:rPr>
+          <w:sz w:val="20"/>
+          <w:szCs w:val="20"/>
+          <w:lang w:val="en-US"/>
+        </w:rPr>
+        <w:t xml:space="preserve">    3. Laszlo (Laci) Frank         b. 4.1.1906 Novi Sad, RS</w:t>
+      </w:r>
+    </w:p>
+    <w:p>
+      <w:pPr>
+        <w:pStyle w:val="ListParagraph"/>
+        <w:rPr>
+          <w:sz w:val="20"/>
+          <w:szCs w:val="20"/>
+          <w:lang w:val="en-US"/>
+        </w:rPr>
+      </w:pPr>
+      <w:r>
+        <w:rPr>
+          <w:sz w:val="20"/>
+          <w:szCs w:val="20"/>
+          <w:lang w:val="en-US"/>
+        </w:rPr>
+        <w:t xml:space="preserve">2. Hermine (Hanni) </w:t>
+      </w:r>
+      <w:r>
+        <w:rPr>
+          <w:sz w:val="20"/>
+          <w:szCs w:val="20"/>
+          <w:lang w:val="en-US"/>
+        </w:rPr>
+        <w:t>Guttmann</w:t>
+      </w:r>
+      <w:r>
+        <w:rPr>
+          <w:sz w:val="20"/>
+          <w:szCs w:val="20"/>
+          <w:lang w:val="en-US"/>
+        </w:rPr>
+        <w:t xml:space="preserve">     b.</w:t>
+      </w:r>
+      <w:r>
+        <w:rPr>
+          <w:sz w:val="20"/>
+          <w:szCs w:val="20"/>
+          <w:lang w:val="en-US"/>
+        </w:rPr>
+        <w:t xml:space="preserve"> 26.11.1869 </w:t>
+      </w:r>
+      <w:proofErr w:type="spellStart"/>
+      <w:r>
+        <w:rPr>
+          <w:sz w:val="20"/>
+          <w:szCs w:val="20"/>
+          <w:lang w:val="en-US"/>
+        </w:rPr>
+        <w:t>Dunaszerdahely</w:t>
+      </w:r>
+      <w:proofErr w:type="spellEnd"/>
+      <w:r>
+        <w:rPr>
+          <w:sz w:val="20"/>
+          <w:szCs w:val="20"/>
+          <w:lang w:val="en-US"/>
+        </w:rPr>
+        <w:t xml:space="preserve">, SK     d. 1942 Stara </w:t>
+      </w:r>
+      <w:proofErr w:type="spellStart"/>
+      <w:r>
+        <w:rPr>
+          <w:sz w:val="20"/>
+          <w:szCs w:val="20"/>
+          <w:lang w:val="en-US"/>
+        </w:rPr>
+        <w:t>Gradiska</w:t>
+      </w:r>
+      <w:proofErr w:type="spellEnd"/>
+      <w:r>
+        <w:rPr>
+          <w:sz w:val="20"/>
+          <w:szCs w:val="20"/>
+          <w:lang w:val="en-US"/>
+        </w:rPr>
+        <w:t>, CR (Holocaust)</w:t>
+      </w:r>
+    </w:p>
+    <w:p>
+      <w:pPr>
+        <w:pStyle w:val="ListParagraph"/>
+        <w:rPr>
+          <w:sz w:val="20"/>
+          <w:szCs w:val="20"/>
+          <w:lang w:val="en-US"/>
+        </w:rPr>
+      </w:pPr>
+      <w:r>
+        <w:rPr>
+          <w:sz w:val="20"/>
+          <w:szCs w:val="20"/>
+          <w:lang w:val="en-US"/>
         </w:rPr>
         <w:t xml:space="preserve">    </w:t>
       </w:r>
@@ -4469,85 +5577,244 @@
           <w:szCs w:val="20"/>
           <w:lang w:val="en-US"/>
         </w:rPr>
-        <w:t>3. Bela Frank             b. 9.2.1896 Novi Sad, RS      d. 1951 Haif</w:t>
-      </w:r>
-      <w:r>
-        <w:rPr>
-          <w:sz w:val="20"/>
-          <w:szCs w:val="20"/>
-          <w:lang w:val="en-US"/>
-        </w:rPr>
-        <w:t>a, IL</w:t>
-      </w:r>
-    </w:p>
-    <w:p>
-      <w:pPr>
-        <w:pStyle w:val="ListParagraph"/>
-        <w:rPr>
-          <w:sz w:val="20"/>
-          <w:szCs w:val="20"/>
-          <w:lang w:val="en-US"/>
-        </w:rPr>
-      </w:pPr>
-      <w:r>
-        <w:rPr>
-          <w:sz w:val="20"/>
-          <w:szCs w:val="20"/>
-          <w:lang w:val="en-US"/>
-        </w:rPr>
-        <w:t xml:space="preserve">        + Margit Kiss          b. 26.1.1898      m. 16.5.1920 Novi Sad, RS    d. 24.8.1981  Montreal, CA</w:t>
-      </w:r>
-    </w:p>
-    <w:p>
-      <w:pPr>
-        <w:pStyle w:val="ListParagraph"/>
-        <w:rPr>
-          <w:sz w:val="20"/>
-          <w:szCs w:val="20"/>
-          <w:lang w:val="en-US"/>
-        </w:rPr>
-      </w:pPr>
-      <w:r>
-        <w:rPr>
-          <w:sz w:val="20"/>
-          <w:szCs w:val="20"/>
-          <w:lang w:val="en-US"/>
-        </w:rPr>
-        <w:t xml:space="preserve">        4. Magda Frank      b. 20.6.1922 Oradea, RO      d. 15.7.2015  Quebec, CA</w:t>
-      </w:r>
-    </w:p>
-    <w:p>
-      <w:pPr>
-        <w:pStyle w:val="ListParagraph"/>
-        <w:rPr>
-          <w:sz w:val="20"/>
-          <w:szCs w:val="20"/>
-          <w:lang w:val="en-US"/>
-        </w:rPr>
-      </w:pPr>
-      <w:r>
-        <w:rPr>
-          <w:sz w:val="20"/>
-          <w:szCs w:val="20"/>
-          <w:lang w:val="en-US"/>
-        </w:rPr>
-        <w:t xml:space="preserve">            + [1] Jacques Karijo      b. 18.7.2011 Nis, RS       d. 12.4.1973  Montreal, CA</w:t>
-      </w:r>
-    </w:p>
-    <w:p>
-      <w:pPr>
-        <w:pStyle w:val="ListParagraph"/>
-        <w:rPr>
-          <w:sz w:val="20"/>
-          <w:szCs w:val="20"/>
-          <w:lang w:val="de-DE"/>
-        </w:rPr>
-      </w:pPr>
-      <w:r>
-        <w:rPr>
-          <w:sz w:val="20"/>
-          <w:szCs w:val="20"/>
-          <w:lang w:val="en-US"/>
+        <w:t xml:space="preserve">+ Karl Goldstein                  b. 1.5.1865 </w:t>
+      </w:r>
+      <w:proofErr w:type="spellStart"/>
+      <w:r>
+        <w:rPr>
+          <w:sz w:val="20"/>
+          <w:szCs w:val="20"/>
+          <w:lang w:val="en-US"/>
+        </w:rPr>
+        <w:t>Zrenjanin</w:t>
+      </w:r>
+      <w:proofErr w:type="spellEnd"/>
+      <w:r>
+        <w:rPr>
+          <w:sz w:val="20"/>
+          <w:szCs w:val="20"/>
+          <w:lang w:val="en-US"/>
+        </w:rPr>
+        <w:t>, RS</w:t>
+      </w:r>
+      <w:r>
+        <w:rPr>
+          <w:sz w:val="20"/>
+          <w:szCs w:val="20"/>
+          <w:lang w:val="en-US"/>
+        </w:rPr>
+        <w:t xml:space="preserve">  </w:t>
+      </w:r>
+      <w:r>
+        <w:rPr>
+          <w:sz w:val="20"/>
+          <w:szCs w:val="20"/>
+          <w:lang w:val="en-US"/>
+        </w:rPr>
+        <w:t xml:space="preserve"> </w:t>
+      </w:r>
+      <w:r>
+        <w:rPr>
+          <w:sz w:val="20"/>
+          <w:szCs w:val="20"/>
+          <w:lang w:val="en-US"/>
+        </w:rPr>
+        <w:t>m. 21.6.1891 Novi Sad RS   d. 29.7.1936 Vienna, AT</w:t>
+      </w:r>
+    </w:p>
+    <w:p>
+      <w:pPr>
+        <w:pStyle w:val="ListParagraph"/>
+        <w:rPr>
+          <w:sz w:val="20"/>
+          <w:szCs w:val="20"/>
+          <w:lang w:val="de-DE"/>
+        </w:rPr>
+      </w:pPr>
+      <w:r>
+        <w:rPr>
+          <w:sz w:val="20"/>
+          <w:szCs w:val="20"/>
+          <w:lang w:val="en-US"/>
+        </w:rPr>
+        <w:t xml:space="preserve">    </w:t>
+      </w:r>
+      <w:r>
+        <w:rPr>
+          <w:sz w:val="20"/>
+          <w:szCs w:val="20"/>
+          <w:lang w:val="de-DE"/>
+        </w:rPr>
+        <w:t>3. Malvine Goldstein           b. 9.5.1892 Sofia, BG      d.</w:t>
+      </w:r>
+      <w:r>
+        <w:rPr>
+          <w:sz w:val="20"/>
+          <w:szCs w:val="20"/>
+          <w:lang w:val="de-DE"/>
+        </w:rPr>
+        <w:t xml:space="preserve"> 1983 Vevey, CH</w:t>
+      </w:r>
+      <w:r>
+        <w:rPr>
+          <w:sz w:val="20"/>
+          <w:szCs w:val="20"/>
+          <w:lang w:val="de-DE"/>
+        </w:rPr>
+        <w:t xml:space="preserve">   </w:t>
+      </w:r>
+      <w:r>
+        <w:rPr>
+          <w:sz w:val="20"/>
+          <w:szCs w:val="20"/>
+          <w:lang w:val="de-DE"/>
+        </w:rPr>
+        <w:t xml:space="preserve"> </w:t>
+      </w:r>
+    </w:p>
+    <w:p>
+      <w:pPr>
+        <w:pStyle w:val="ListParagraph"/>
+        <w:rPr>
+          <w:sz w:val="20"/>
+          <w:szCs w:val="20"/>
+          <w:lang w:val="de-DE"/>
+        </w:rPr>
+      </w:pPr>
+      <w:r>
+        <w:rPr>
+          <w:sz w:val="20"/>
+          <w:szCs w:val="20"/>
+          <w:lang w:val="de-DE"/>
+        </w:rPr>
+        <w:t xml:space="preserve">        + [1] </w:t>
+      </w:r>
+      <w:r>
+        <w:rPr>
+          <w:sz w:val="20"/>
+          <w:szCs w:val="20"/>
+        </w:rPr>
+        <w:t>Eugen Jeno Kremsier</w:t>
+      </w:r>
+      <w:r>
+        <w:rPr>
+          <w:sz w:val="20"/>
+          <w:szCs w:val="20"/>
+          <w:lang w:val="de-DE"/>
+        </w:rPr>
+        <w:t xml:space="preserve">    b. 11</w:t>
+      </w:r>
+      <w:r>
+        <w:rPr>
+          <w:sz w:val="20"/>
+          <w:szCs w:val="20"/>
+          <w:lang w:val="de-DE"/>
+        </w:rPr>
+        <w:t>.3.1879 Budapest, HU     d. 13.3.1943 Budapest, HU</w:t>
+      </w:r>
+    </w:p>
+    <w:p>
+      <w:pPr>
+        <w:pStyle w:val="ListParagraph"/>
+        <w:rPr>
+          <w:sz w:val="20"/>
+          <w:szCs w:val="20"/>
+          <w:lang w:val="de-DE"/>
+        </w:rPr>
+      </w:pPr>
+      <w:r>
+        <w:rPr>
+          <w:sz w:val="20"/>
+          <w:szCs w:val="20"/>
+          <w:lang w:val="de-DE"/>
+        </w:rPr>
+        <w:t xml:space="preserve">        4. Erno (Michael) Kremsier (Perry)    b. 24.1.1913 Sofia, BG    d. 2010 Andorra</w:t>
+      </w:r>
+    </w:p>
+    <w:p>
+      <w:pPr>
+        <w:pStyle w:val="ListParagraph"/>
+        <w:rPr>
+          <w:sz w:val="20"/>
+          <w:szCs w:val="20"/>
+          <w:lang w:val="de-DE"/>
+        </w:rPr>
+      </w:pPr>
+      <w:r>
+        <w:rPr>
+          <w:sz w:val="20"/>
+          <w:szCs w:val="20"/>
+          <w:lang w:val="de-DE"/>
+        </w:rPr>
+        <w:t xml:space="preserve">            + [1] ... Peisner</w:t>
+      </w:r>
+    </w:p>
+    <w:p>
+      <w:pPr>
+        <w:pStyle w:val="ListParagraph"/>
+        <w:rPr>
+          <w:sz w:val="20"/>
+          <w:szCs w:val="20"/>
+          <w:lang w:val="de-DE"/>
+        </w:rPr>
+      </w:pPr>
+      <w:r>
+        <w:rPr>
+          <w:sz w:val="20"/>
+          <w:szCs w:val="20"/>
+          <w:lang w:val="de-DE"/>
+        </w:rPr>
+        <w:t xml:space="preserve">            + [2] … Barnetson</w:t>
+      </w:r>
+    </w:p>
+    <w:p>
+      <w:pPr>
+        <w:pStyle w:val="ListParagraph"/>
+        <w:rPr>
+          <w:sz w:val="20"/>
+          <w:szCs w:val="20"/>
+          <w:lang w:val="de-DE"/>
+        </w:rPr>
+      </w:pPr>
+      <w:r>
+        <w:rPr>
+          <w:sz w:val="20"/>
+          <w:szCs w:val="20"/>
+          <w:lang w:val="de-DE"/>
+        </w:rPr>
+        <w:t xml:space="preserve">        </w:t>
+      </w:r>
+      <w:r>
+        <w:rPr>
+          <w:sz w:val="20"/>
+          <w:szCs w:val="20"/>
+          <w:lang w:val="de-DE"/>
+        </w:rPr>
+        <w:t>4. Gisella (Gisi) Elizabeth Kremsier  b</w:t>
+      </w:r>
+      <w:r>
+        <w:rPr>
+          <w:sz w:val="20"/>
+          <w:szCs w:val="20"/>
+          <w:lang w:val="de-DE"/>
+        </w:rPr>
+        <w:t>. 4.6.1915  Sofia, BG    d. 24.1.2005 Leeds, UK</w:t>
+      </w:r>
+    </w:p>
+    <w:p>
+      <w:pPr>
+        <w:pStyle w:val="ListParagraph"/>
+        <w:rPr>
+          <w:sz w:val="20"/>
+          <w:szCs w:val="20"/>
+          <w:lang w:val="en-US"/>
+        </w:rPr>
+      </w:pPr>
+      <w:r>
+        <w:rPr>
+          <w:sz w:val="20"/>
+          <w:szCs w:val="20"/>
+          <w:lang w:val="de-DE"/>
         </w:rPr>
         <w:t xml:space="preserve">            </w:t>
       </w:r>
@@ -4555,129 +5822,359 @@
         <w:rPr>
           <w:sz w:val="20"/>
           <w:szCs w:val="20"/>
-          <w:lang w:val="de-DE"/>
-        </w:rPr>
-        <w:t>5. Yvonne Kar (Karijo)   b. 19.1.1947 Novi Sad, RS</w:t>
-      </w:r>
-    </w:p>
-    <w:p>
-      <w:pPr>
-        <w:pStyle w:val="ListParagraph"/>
-        <w:rPr>
-          <w:sz w:val="20"/>
-          <w:szCs w:val="20"/>
-          <w:lang w:val="de-DE"/>
-        </w:rPr>
-      </w:pPr>
-      <w:r>
-        <w:rPr>
-          <w:sz w:val="20"/>
-          <w:szCs w:val="20"/>
-          <w:lang w:val="de-DE"/>
-        </w:rPr>
-        <w:t xml:space="preserve">            5. Carmela Kar </w:t>
-      </w:r>
-    </w:p>
-    <w:p>
-      <w:pPr>
-        <w:pStyle w:val="ListParagraph"/>
-        <w:rPr>
-          <w:sz w:val="20"/>
-          <w:szCs w:val="20"/>
-          <w:lang w:val="de-DE"/>
-        </w:rPr>
-      </w:pPr>
-      <w:r>
-        <w:rPr>
-          <w:sz w:val="20"/>
-          <w:szCs w:val="20"/>
-          <w:lang w:val="de-DE"/>
-        </w:rPr>
-        <w:t xml:space="preserve">                + Gershon Rother</w:t>
-      </w:r>
-    </w:p>
-    <w:p>
-      <w:pPr>
-        <w:pStyle w:val="ListParagraph"/>
-        <w:rPr>
-          <w:sz w:val="20"/>
-          <w:szCs w:val="20"/>
-          <w:lang w:val="en-US"/>
-        </w:rPr>
-      </w:pPr>
-      <w:r>
-        <w:rPr>
-          <w:sz w:val="20"/>
-          <w:szCs w:val="20"/>
-          <w:lang w:val="en-US"/>
-        </w:rPr>
-        <w:t xml:space="preserve">            + [2] Vojko (Victor) Benedik    b. 2.11.1909  Zagreb, HR       d.</w:t>
-      </w:r>
-      <w:r>
-        <w:rPr>
-          <w:sz w:val="20"/>
-          <w:szCs w:val="20"/>
-          <w:lang w:val="en-US"/>
-        </w:rPr>
-        <w:t xml:space="preserve"> 3.5.2001 Montreal, CA</w:t>
-      </w:r>
-    </w:p>
-    <w:p>
-      <w:pPr>
-        <w:pStyle w:val="ListParagraph"/>
-        <w:rPr>
-          <w:sz w:val="20"/>
-          <w:szCs w:val="20"/>
-          <w:lang w:val="de-DE"/>
-        </w:rPr>
-      </w:pPr>
-      <w:r>
-        <w:rPr>
-          <w:sz w:val="20"/>
-          <w:szCs w:val="20"/>
-          <w:lang w:val="en-US"/>
-        </w:rPr>
-        <w:t xml:space="preserve">        </w:t>
-      </w:r>
-      <w:r>
-        <w:rPr>
-          <w:sz w:val="20"/>
-          <w:szCs w:val="20"/>
-          <w:lang w:val="de-DE"/>
-        </w:rPr>
-        <w:t>4. Ivan (Jovan) Frank       b. 4.3.1925 Novi Sad, RS       d. 5.1944 (Holocaust)</w:t>
-      </w:r>
-    </w:p>
-    <w:p>
-      <w:pPr>
-        <w:pStyle w:val="ListParagraph"/>
-        <w:rPr>
-          <w:sz w:val="20"/>
-          <w:szCs w:val="20"/>
-          <w:lang w:val="de-DE"/>
-        </w:rPr>
-      </w:pPr>
-      <w:r>
-        <w:rPr>
-          <w:sz w:val="20"/>
-          <w:szCs w:val="20"/>
-          <w:lang w:val="de-DE"/>
-        </w:rPr>
-        <w:t xml:space="preserve">        4. Djordje Frank               b. 1927 Novi Sad, RS             d. 1944 Auschwitz</w:t>
-      </w:r>
-      <w:r>
-        <w:rPr>
-          <w:sz w:val="20"/>
-          <w:szCs w:val="20"/>
-          <w:lang w:val="de-DE"/>
-        </w:rPr>
-        <w:t>,</w:t>
-      </w:r>
-      <w:r>
-        <w:rPr>
-          <w:sz w:val="20"/>
-          <w:szCs w:val="20"/>
-          <w:lang w:val="de-DE"/>
+          <w:lang w:val="en-US"/>
+        </w:rPr>
+        <w:t xml:space="preserve">+ [1] ... Majer              m. </w:t>
+      </w:r>
+      <w:proofErr w:type="gramStart"/>
+      <w:r>
+        <w:rPr>
+          <w:sz w:val="20"/>
+          <w:szCs w:val="20"/>
+          <w:lang w:val="en-US"/>
+        </w:rPr>
+        <w:t>9.5.1936  Budapest</w:t>
+      </w:r>
+      <w:proofErr w:type="gramEnd"/>
+      <w:r>
+        <w:rPr>
+          <w:sz w:val="20"/>
+          <w:szCs w:val="20"/>
+          <w:lang w:val="en-US"/>
+        </w:rPr>
+        <w:t>, HU</w:t>
+      </w:r>
+    </w:p>
+    <w:p>
+      <w:pPr>
+        <w:pStyle w:val="ListParagraph"/>
+        <w:rPr>
+          <w:sz w:val="20"/>
+          <w:szCs w:val="20"/>
+          <w:lang w:val="en-US"/>
+        </w:rPr>
+      </w:pPr>
+      <w:r>
+        <w:rPr>
+          <w:sz w:val="20"/>
+          <w:szCs w:val="20"/>
+          <w:lang w:val="en-US"/>
+        </w:rPr>
+        <w:t xml:space="preserve">            + [2] Richard Dyson   b. </w:t>
+      </w:r>
+      <w:r>
+        <w:rPr>
+          <w:sz w:val="20"/>
+          <w:szCs w:val="20"/>
+          <w:lang w:val="en-US"/>
+        </w:rPr>
+        <w:t>18.4.1909 Leeds, UK   m.</w:t>
+      </w:r>
+      <w:r>
+        <w:rPr>
+          <w:sz w:val="20"/>
+          <w:szCs w:val="20"/>
+          <w:lang w:val="en-US"/>
+        </w:rPr>
+        <w:t xml:space="preserve"> 1.6.1939 Budapest, HU   d. 30.12.1988 Yorkshire, UK</w:t>
+      </w:r>
+    </w:p>
+    <w:p>
+      <w:pPr>
+        <w:pStyle w:val="ListParagraph"/>
+        <w:rPr>
+          <w:sz w:val="20"/>
+          <w:szCs w:val="20"/>
+          <w:lang w:val="en-US"/>
+        </w:rPr>
+      </w:pPr>
+      <w:r>
+        <w:rPr>
+          <w:sz w:val="20"/>
+          <w:szCs w:val="20"/>
+          <w:lang w:val="en-US"/>
+        </w:rPr>
+        <w:t xml:space="preserve">            5. John Anthony Dyson    </w:t>
+      </w:r>
+    </w:p>
+    <w:p>
+      <w:pPr>
+        <w:pStyle w:val="ListParagraph"/>
+        <w:rPr>
+          <w:sz w:val="20"/>
+          <w:szCs w:val="20"/>
+          <w:lang w:val="en-US"/>
+        </w:rPr>
+      </w:pPr>
+      <w:r>
+        <w:rPr>
+          <w:sz w:val="20"/>
+          <w:szCs w:val="20"/>
+          <w:lang w:val="en-US"/>
+        </w:rPr>
+        <w:t xml:space="preserve">                + … Levy</w:t>
+      </w:r>
+    </w:p>
+    <w:p>
+      <w:pPr>
+        <w:pStyle w:val="ListParagraph"/>
+        <w:rPr>
+          <w:sz w:val="20"/>
+          <w:szCs w:val="20"/>
+          <w:lang w:val="en-US"/>
+        </w:rPr>
+      </w:pPr>
+      <w:r>
+        <w:rPr>
+          <w:sz w:val="20"/>
+          <w:szCs w:val="20"/>
+          <w:lang w:val="en-US"/>
+        </w:rPr>
+        <w:t xml:space="preserve">                6. Michelle Dyson</w:t>
+      </w:r>
+    </w:p>
+    <w:p>
+      <w:pPr>
+        <w:pStyle w:val="ListParagraph"/>
+        <w:rPr>
+          <w:sz w:val="20"/>
+          <w:szCs w:val="20"/>
+          <w:lang w:val="en-US"/>
+        </w:rPr>
+      </w:pPr>
+      <w:r>
+        <w:rPr>
+          <w:sz w:val="20"/>
+          <w:szCs w:val="20"/>
+          <w:lang w:val="en-US"/>
+        </w:rPr>
+        <w:t xml:space="preserve">            5. Robert Dyson</w:t>
+      </w:r>
+    </w:p>
+    <w:p>
+      <w:pPr>
+        <w:pStyle w:val="ListParagraph"/>
+        <w:rPr>
+          <w:sz w:val="20"/>
+          <w:szCs w:val="20"/>
+          <w:lang w:val="en-US"/>
+        </w:rPr>
+      </w:pPr>
+      <w:r>
+        <w:rPr>
+          <w:sz w:val="20"/>
+          <w:szCs w:val="20"/>
+          <w:lang w:val="en-US"/>
+        </w:rPr>
+        <w:t xml:space="preserve">                </w:t>
+      </w:r>
+      <w:r>
+        <w:rPr>
+          <w:sz w:val="20"/>
+          <w:szCs w:val="20"/>
+          <w:lang w:val="en-US"/>
+        </w:rPr>
+        <w:t>+ … Yaffe</w:t>
+      </w:r>
+      <w:r>
+        <w:rPr>
+          <w:sz w:val="20"/>
+          <w:szCs w:val="20"/>
+          <w:lang w:val="en-US"/>
+        </w:rPr>
+        <w:t xml:space="preserve">   </w:t>
+      </w:r>
+    </w:p>
+    <w:p>
+      <w:pPr>
+        <w:pStyle w:val="ListParagraph"/>
+        <w:rPr>
+          <w:sz w:val="20"/>
+          <w:szCs w:val="20"/>
+          <w:lang w:val="de-DE"/>
+        </w:rPr>
+      </w:pPr>
+      <w:r>
+        <w:rPr>
+          <w:sz w:val="20"/>
+          <w:szCs w:val="20"/>
+          <w:lang w:val="en-US"/>
+        </w:rPr>
+        <w:t xml:space="preserve">      </w:t>
+      </w:r>
+      <w:r>
+        <w:rPr>
+          <w:sz w:val="20"/>
+          <w:szCs w:val="20"/>
+          <w:lang w:val="en-US"/>
+        </w:rPr>
+        <w:t xml:space="preserve">  </w:t>
+      </w:r>
+      <w:r>
+        <w:rPr>
+          <w:sz w:val="20"/>
+          <w:szCs w:val="20"/>
+          <w:lang w:val="de-DE"/>
+        </w:rPr>
+        <w:t>4. Margit Kremsier     b. 26.3.1919  Sofia, BG       d. 4.1.1993 Leeds, UK</w:t>
+      </w:r>
+    </w:p>
+    <w:p>
+      <w:pPr>
+        <w:pStyle w:val="ListParagraph"/>
+        <w:rPr>
+          <w:sz w:val="20"/>
+          <w:szCs w:val="20"/>
+          <w:lang w:val="de-DE"/>
+        </w:rPr>
+      </w:pPr>
+      <w:r>
+        <w:rPr>
+          <w:sz w:val="20"/>
+          <w:szCs w:val="20"/>
+          <w:lang w:val="de-DE"/>
+        </w:rPr>
+        <w:t xml:space="preserve">            </w:t>
+      </w:r>
+      <w:r>
+        <w:rPr>
+          <w:sz w:val="20"/>
+          <w:szCs w:val="20"/>
+          <w:lang w:val="de-DE"/>
+        </w:rPr>
+        <w:t xml:space="preserve">+ Harold </w:t>
+      </w:r>
+      <w:r>
+        <w:rPr>
+          <w:sz w:val="20"/>
+          <w:szCs w:val="20"/>
+          <w:lang w:val="de-DE"/>
+        </w:rPr>
+        <w:t>Deutsch (</w:t>
+      </w:r>
+      <w:r>
+        <w:rPr>
+          <w:sz w:val="20"/>
+          <w:szCs w:val="20"/>
+          <w:lang w:val="de-DE"/>
+        </w:rPr>
+        <w:t>Denton</w:t>
+      </w:r>
+      <w:r>
+        <w:rPr>
+          <w:sz w:val="20"/>
+          <w:szCs w:val="20"/>
+          <w:lang w:val="de-DE"/>
+        </w:rPr>
+        <w:t>)</w:t>
+      </w:r>
+      <w:r>
+        <w:rPr>
+          <w:sz w:val="20"/>
+          <w:szCs w:val="20"/>
+          <w:lang w:val="de-DE"/>
+        </w:rPr>
+        <w:t xml:space="preserve">    b. 24.3.1909 Leeds, UK       d. 5.8.1988</w:t>
+      </w:r>
+    </w:p>
+    <w:p>
+      <w:pPr>
+        <w:pStyle w:val="ListParagraph"/>
+        <w:rPr>
+          <w:sz w:val="20"/>
+          <w:szCs w:val="20"/>
+          <w:lang w:val="en-US"/>
+        </w:rPr>
+      </w:pPr>
+      <w:r>
+        <w:rPr>
+          <w:sz w:val="20"/>
+          <w:szCs w:val="20"/>
+          <w:lang w:val="de-DE"/>
+        </w:rPr>
+        <w:t xml:space="preserve">            </w:t>
+      </w:r>
+      <w:r>
+        <w:rPr>
+          <w:sz w:val="20"/>
+          <w:szCs w:val="20"/>
+          <w:lang w:val="en-US"/>
+        </w:rPr>
+        <w:t>5. … Denton</w:t>
+      </w:r>
+    </w:p>
+    <w:p>
+      <w:pPr>
+        <w:pStyle w:val="ListParagraph"/>
+        <w:rPr>
+          <w:sz w:val="20"/>
+          <w:szCs w:val="20"/>
+          <w:lang w:val="en-US"/>
+        </w:rPr>
+      </w:pPr>
+      <w:r>
+        <w:rPr>
+          <w:sz w:val="20"/>
+          <w:szCs w:val="20"/>
+          <w:lang w:val="en-US"/>
+        </w:rPr>
+        <w:t xml:space="preserve">                </w:t>
+      </w:r>
+      <w:r>
+        <w:rPr>
+          <w:sz w:val="20"/>
+          <w:szCs w:val="20"/>
+          <w:lang w:val="en-US"/>
+        </w:rPr>
+        <w:t>+</w:t>
+      </w:r>
+      <w:r>
+        <w:rPr>
+          <w:sz w:val="20"/>
+          <w:szCs w:val="20"/>
+          <w:lang w:val="en-US"/>
+        </w:rPr>
+        <w:t>Beritt</w:t>
+      </w:r>
+      <w:r>
+        <w:rPr>
+          <w:sz w:val="20"/>
+          <w:szCs w:val="20"/>
+          <w:lang w:val="en-US"/>
+        </w:rPr>
+        <w:t xml:space="preserve"> Robinsson</w:t>
+      </w:r>
+      <w:r>
+        <w:rPr>
+          <w:sz w:val="20"/>
+          <w:szCs w:val="20"/>
+          <w:lang w:val="en-US"/>
+        </w:rPr>
+        <w:t xml:space="preserve">    b. </w:t>
+      </w:r>
+      <w:proofErr w:type="gramStart"/>
+      <w:r>
+        <w:rPr>
+          <w:sz w:val="20"/>
+          <w:szCs w:val="20"/>
+          <w:lang w:val="en-US"/>
+        </w:rPr>
+        <w:t>19.2.1945  Sweden</w:t>
+      </w:r>
+      <w:proofErr w:type="gramEnd"/>
+      <w:r>
+        <w:rPr>
+          <w:sz w:val="20"/>
+          <w:szCs w:val="20"/>
+          <w:lang w:val="en-US"/>
+        </w:rPr>
+        <w:t xml:space="preserve">    </w:t>
+      </w:r>
+      <w:r>
+        <w:rPr>
+          <w:sz w:val="20"/>
+          <w:szCs w:val="20"/>
+          <w:lang w:val="en-US"/>
         </w:rPr>
         <w:t xml:space="preserve"> </w:t>
       </w:r>
@@ -4685,9 +6182,301 @@
         <w:rPr>
           <w:sz w:val="20"/>
           <w:szCs w:val="20"/>
-          <w:lang w:val="de-DE"/>
-        </w:rPr>
-        <w:t xml:space="preserve">PO </w:t>
+          <w:lang w:val="en-US"/>
+        </w:rPr>
+        <w:t xml:space="preserve">d. </w:t>
+      </w:r>
+      <w:proofErr w:type="gramStart"/>
+      <w:r>
+        <w:rPr>
+          <w:sz w:val="20"/>
+          <w:szCs w:val="20"/>
+          <w:lang w:val="en-US"/>
+        </w:rPr>
+        <w:t>20.11.2016  Leeds</w:t>
+      </w:r>
+      <w:proofErr w:type="gramEnd"/>
+      <w:r>
+        <w:rPr>
+          <w:sz w:val="20"/>
+          <w:szCs w:val="20"/>
+          <w:lang w:val="en-US"/>
+        </w:rPr>
+        <w:t>, UK</w:t>
+      </w:r>
+    </w:p>
+    <w:p>
+      <w:pPr>
+        <w:pStyle w:val="ListParagraph"/>
+        <w:rPr>
+          <w:sz w:val="20"/>
+          <w:szCs w:val="20"/>
+          <w:lang w:val="en-US"/>
+        </w:rPr>
+      </w:pPr>
+      <w:r>
+        <w:rPr>
+          <w:sz w:val="20"/>
+          <w:szCs w:val="20"/>
+          <w:lang w:val="en-US"/>
+        </w:rPr>
+        <w:t xml:space="preserve">            5.</w:t>
+      </w:r>
+      <w:r>
+        <w:rPr>
+          <w:sz w:val="20"/>
+          <w:szCs w:val="20"/>
+          <w:lang w:val="en-US"/>
+        </w:rPr>
+        <w:t xml:space="preserve"> Janet Carol</w:t>
+      </w:r>
+      <w:r>
+        <w:rPr>
+          <w:sz w:val="20"/>
+          <w:szCs w:val="20"/>
+          <w:lang w:val="en-US"/>
+        </w:rPr>
+        <w:t xml:space="preserve"> Denton</w:t>
+      </w:r>
+      <w:r>
+        <w:rPr>
+          <w:sz w:val="20"/>
+          <w:szCs w:val="20"/>
+          <w:lang w:val="en-US"/>
+        </w:rPr>
+        <w:t xml:space="preserve">   b. </w:t>
+      </w:r>
+      <w:proofErr w:type="gramStart"/>
+      <w:r>
+        <w:rPr>
+          <w:sz w:val="20"/>
+          <w:szCs w:val="20"/>
+          <w:lang w:val="en-US"/>
+        </w:rPr>
+        <w:t>29.4.1945  Leeds</w:t>
+      </w:r>
+      <w:proofErr w:type="gramEnd"/>
+      <w:r>
+        <w:rPr>
+          <w:sz w:val="20"/>
+          <w:szCs w:val="20"/>
+          <w:lang w:val="en-US"/>
+        </w:rPr>
+        <w:t xml:space="preserve">, UK     d. </w:t>
+      </w:r>
+      <w:proofErr w:type="gramStart"/>
+      <w:r>
+        <w:rPr>
+          <w:sz w:val="20"/>
+          <w:szCs w:val="20"/>
+          <w:lang w:val="en-US"/>
+        </w:rPr>
+        <w:t>29.5.2007  Leeds</w:t>
+      </w:r>
+      <w:proofErr w:type="gramEnd"/>
+      <w:r>
+        <w:rPr>
+          <w:sz w:val="20"/>
+          <w:szCs w:val="20"/>
+          <w:lang w:val="en-US"/>
+        </w:rPr>
+        <w:t>, UK</w:t>
+      </w:r>
+    </w:p>
+    <w:p>
+      <w:pPr>
+        <w:pStyle w:val="ListParagraph"/>
+        <w:rPr>
+          <w:sz w:val="20"/>
+          <w:szCs w:val="20"/>
+          <w:lang w:val="en-US"/>
+        </w:rPr>
+      </w:pPr>
+      <w:r>
+        <w:rPr>
+          <w:sz w:val="20"/>
+          <w:szCs w:val="20"/>
+          <w:lang w:val="en-US"/>
+        </w:rPr>
+        <w:t xml:space="preserve">                </w:t>
+      </w:r>
+      <w:r>
+        <w:rPr>
+          <w:sz w:val="20"/>
+          <w:szCs w:val="20"/>
+          <w:lang w:val="en-US"/>
+        </w:rPr>
+        <w:t>+ John</w:t>
+      </w:r>
+      <w:r>
+        <w:rPr>
+          <w:sz w:val="20"/>
+          <w:szCs w:val="20"/>
+          <w:lang w:val="en-US"/>
+        </w:rPr>
+        <w:t xml:space="preserve"> Manning</w:t>
+      </w:r>
+      <w:r>
+        <w:rPr>
+          <w:sz w:val="20"/>
+          <w:szCs w:val="20"/>
+          <w:lang w:val="en-US"/>
+        </w:rPr>
+        <w:t xml:space="preserve">   b. 10.10.1936     m. 1968 Leeds, UK     d. </w:t>
+      </w:r>
+      <w:proofErr w:type="gramStart"/>
+      <w:r>
+        <w:rPr>
+          <w:sz w:val="20"/>
+          <w:szCs w:val="20"/>
+          <w:lang w:val="en-US"/>
+        </w:rPr>
+        <w:t>19.11.2018  Leeds</w:t>
+      </w:r>
+      <w:proofErr w:type="gramEnd"/>
+      <w:r>
+        <w:rPr>
+          <w:sz w:val="20"/>
+          <w:szCs w:val="20"/>
+          <w:lang w:val="en-US"/>
+        </w:rPr>
+        <w:t>, UK</w:t>
+      </w:r>
+    </w:p>
+    <w:p>
+      <w:pPr>
+        <w:pStyle w:val="ListParagraph"/>
+        <w:rPr>
+          <w:sz w:val="20"/>
+          <w:szCs w:val="20"/>
+          <w:lang w:val="en-US"/>
+        </w:rPr>
+      </w:pPr>
+      <w:r>
+        <w:rPr>
+          <w:sz w:val="20"/>
+          <w:szCs w:val="20"/>
+          <w:lang w:val="en-US"/>
+        </w:rPr>
+        <w:t xml:space="preserve">    </w:t>
+      </w:r>
+      <w:r>
+        <w:rPr>
+          <w:sz w:val="20"/>
+          <w:szCs w:val="20"/>
+          <w:lang w:val="en-US"/>
+        </w:rPr>
+        <w:t xml:space="preserve">  </w:t>
+      </w:r>
+      <w:r>
+        <w:rPr>
+          <w:sz w:val="20"/>
+          <w:szCs w:val="20"/>
+          <w:lang w:val="en-US"/>
+        </w:rPr>
+        <w:t xml:space="preserve"> </w:t>
+      </w:r>
+      <w:r>
+        <w:rPr>
+          <w:sz w:val="20"/>
+          <w:szCs w:val="20"/>
+          <w:lang w:val="en-US"/>
+        </w:rPr>
+        <w:t xml:space="preserve">+ [2] </w:t>
+      </w:r>
+      <w:proofErr w:type="spellStart"/>
+      <w:r>
+        <w:rPr>
+          <w:sz w:val="20"/>
+          <w:szCs w:val="20"/>
+          <w:lang w:val="en-US"/>
+        </w:rPr>
+        <w:t>Lipot</w:t>
+      </w:r>
+      <w:proofErr w:type="spellEnd"/>
+      <w:r>
+        <w:rPr>
+          <w:sz w:val="20"/>
+          <w:szCs w:val="20"/>
+          <w:lang w:val="en-US"/>
+        </w:rPr>
+        <w:t xml:space="preserve"> Hausner</w:t>
+      </w:r>
+      <w:r>
+        <w:rPr>
+          <w:sz w:val="20"/>
+          <w:szCs w:val="20"/>
+          <w:lang w:val="en-US"/>
+        </w:rPr>
+        <w:t xml:space="preserve">   b. 2.6.1876 Bonyhad, HU   m. 23.12.1948 Vevey, CH   d. 29.1.1953 Vevey, CH</w:t>
+      </w:r>
+    </w:p>
+    <w:p>
+      <w:pPr>
+        <w:pStyle w:val="ListParagraph"/>
+        <w:rPr>
+          <w:sz w:val="20"/>
+          <w:szCs w:val="20"/>
+          <w:lang w:val="de-DE"/>
+        </w:rPr>
+      </w:pPr>
+      <w:r>
+        <w:rPr>
+          <w:sz w:val="20"/>
+          <w:szCs w:val="20"/>
+          <w:lang w:val="de-DE"/>
+        </w:rPr>
+        <w:t>3. Otto Goldstein     b. 4.11.1893 Sofia, BG                       d.</w:t>
+      </w:r>
+      <w:r>
+        <w:rPr>
+          <w:sz w:val="20"/>
+          <w:szCs w:val="20"/>
+          <w:lang w:val="de-DE"/>
+        </w:rPr>
+        <w:t xml:space="preserve"> 1943 Auschwitz (Holocaust)</w:t>
+      </w:r>
+    </w:p>
+    <w:p>
+      <w:pPr>
+        <w:pStyle w:val="ListParagraph"/>
+        <w:rPr>
+          <w:sz w:val="20"/>
+          <w:szCs w:val="20"/>
+          <w:lang w:val="de-DE"/>
+        </w:rPr>
+      </w:pPr>
+      <w:r>
+        <w:rPr>
+          <w:sz w:val="20"/>
+          <w:szCs w:val="20"/>
+          <w:lang w:val="de-DE"/>
+        </w:rPr>
+        <w:t xml:space="preserve">    + Edith Schaefer</w:t>
+      </w:r>
+      <w:r>
+        <w:rPr>
+          <w:sz w:val="20"/>
+          <w:szCs w:val="20"/>
+          <w:lang w:val="de-DE"/>
+        </w:rPr>
+        <w:t xml:space="preserve"> </w:t>
+      </w:r>
+      <w:r>
+        <w:rPr>
+          <w:sz w:val="20"/>
+          <w:szCs w:val="20"/>
+          <w:lang w:val="de-DE"/>
+        </w:rPr>
+        <w:t xml:space="preserve">  b. 20.11.1912 Stuttgart, DE     m. 27.6.1933 Berlin, DE    d. 1943 Auschwitz</w:t>
+      </w:r>
+      <w:r>
+        <w:rPr>
+          <w:sz w:val="20"/>
+          <w:szCs w:val="20"/>
+          <w:lang w:val="de-DE"/>
+        </w:rPr>
+        <w:t xml:space="preserve"> </w:t>
       </w:r>
       <w:r>
         <w:rPr>
@@ -4713,49 +6502,159 @@
           <w:szCs w:val="20"/>
           <w:lang w:val="de-DE"/>
         </w:rPr>
+        <w:t>3. Irene Goldstein    b. 26.5.1895      d. 3.1995</w:t>
+      </w:r>
+    </w:p>
+    <w:p>
+      <w:pPr>
+        <w:pStyle w:val="ListParagraph"/>
+        <w:rPr>
+          <w:sz w:val="20"/>
+          <w:szCs w:val="20"/>
+          <w:lang w:val="de-DE"/>
+        </w:rPr>
+      </w:pPr>
+      <w:r>
+        <w:rPr>
+          <w:sz w:val="20"/>
+          <w:szCs w:val="20"/>
+          <w:lang w:val="de-DE"/>
+        </w:rPr>
+        <w:t xml:space="preserve">    + Julius (Gyula) Balogh   b. 18.7.1883        m. 31.8.1918        d. 1.10.1965</w:t>
+      </w:r>
+    </w:p>
+    <w:p>
+      <w:pPr>
+        <w:pStyle w:val="ListParagraph"/>
+        <w:rPr>
+          <w:sz w:val="20"/>
+          <w:szCs w:val="20"/>
+          <w:lang w:val="en-US"/>
+        </w:rPr>
+      </w:pPr>
+      <w:r>
+        <w:rPr>
+          <w:sz w:val="20"/>
+          <w:szCs w:val="20"/>
+          <w:lang w:val="de-DE"/>
+        </w:rPr>
         <w:t xml:space="preserve">    </w:t>
       </w:r>
       <w:r>
         <w:rPr>
           <w:sz w:val="20"/>
           <w:szCs w:val="20"/>
-          <w:lang w:val="de-DE"/>
-        </w:rPr>
-        <w:t>3. Vilma Frank                    b. 1901  Novi Sad, RS              d.  23.1.1942 Novi Sad, RS (Holocaust)</w:t>
-      </w:r>
-    </w:p>
-    <w:p>
-      <w:pPr>
-        <w:pStyle w:val="ListParagraph"/>
-        <w:rPr>
-          <w:sz w:val="20"/>
-          <w:szCs w:val="20"/>
-          <w:lang w:val="de-DE"/>
-        </w:rPr>
-      </w:pPr>
-      <w:r>
-        <w:rPr>
-          <w:sz w:val="20"/>
-          <w:szCs w:val="20"/>
-          <w:lang w:val="de-DE"/>
-        </w:rPr>
-        <w:t xml:space="preserve">        + Sandor Andrija Varmosi   b. 1895 Novi Sad, RS           d. 23.1.1942 Novi Sad, RS (Holocaust)                 </w:t>
-      </w:r>
-    </w:p>
-    <w:p>
-      <w:pPr>
-        <w:pStyle w:val="ListParagraph"/>
-        <w:rPr>
-          <w:sz w:val="20"/>
-          <w:szCs w:val="20"/>
-          <w:lang w:val="de-DE"/>
-        </w:rPr>
-      </w:pPr>
-      <w:r>
-        <w:rPr>
-          <w:sz w:val="20"/>
-          <w:szCs w:val="20"/>
-          <w:lang w:val="de-DE"/>
+          <w:lang w:val="en-US"/>
+        </w:rPr>
+        <w:t>4.</w:t>
+      </w:r>
+      <w:r>
+        <w:rPr>
+          <w:sz w:val="20"/>
+          <w:szCs w:val="20"/>
+          <w:lang w:val="en-US"/>
+        </w:rPr>
+        <w:t xml:space="preserve"> Gertie</w:t>
+      </w:r>
+      <w:r>
+        <w:rPr>
+          <w:sz w:val="20"/>
+          <w:szCs w:val="20"/>
+          <w:lang w:val="en-US"/>
+        </w:rPr>
+        <w:t xml:space="preserve"> Balogh</w:t>
+      </w:r>
+      <w:r>
+        <w:rPr>
+          <w:sz w:val="20"/>
+          <w:szCs w:val="20"/>
+          <w:lang w:val="en-US"/>
+        </w:rPr>
+        <w:t xml:space="preserve">    b. 20.7.1921 Vienna, A</w:t>
+      </w:r>
+      <w:r>
+        <w:rPr>
+          <w:sz w:val="20"/>
+          <w:szCs w:val="20"/>
+          <w:lang w:val="en-US"/>
+        </w:rPr>
+        <w:t xml:space="preserve">T       d. 1.10.2000 Harlow, </w:t>
+      </w:r>
+    </w:p>
+    <w:p>
+      <w:pPr>
+        <w:pStyle w:val="ListParagraph"/>
+        <w:rPr>
+          <w:sz w:val="20"/>
+          <w:szCs w:val="20"/>
+          <w:lang w:val="en-US"/>
+        </w:rPr>
+      </w:pPr>
+      <w:r>
+        <w:rPr>
+          <w:sz w:val="20"/>
+          <w:szCs w:val="20"/>
+          <w:lang w:val="en-US"/>
+        </w:rPr>
+        <w:t xml:space="preserve">3. Emil Goldstein       b. </w:t>
+      </w:r>
+      <w:proofErr w:type="gramStart"/>
+      <w:r>
+        <w:rPr>
+          <w:sz w:val="20"/>
+          <w:szCs w:val="20"/>
+          <w:lang w:val="en-US"/>
+        </w:rPr>
+        <w:t>12.7.</w:t>
+      </w:r>
+      <w:r>
+        <w:rPr>
+          <w:sz w:val="20"/>
+          <w:szCs w:val="20"/>
+          <w:lang w:val="en-US"/>
+        </w:rPr>
+        <w:t>1896  Sofia</w:t>
+      </w:r>
+      <w:proofErr w:type="gramEnd"/>
+      <w:r>
+        <w:rPr>
+          <w:sz w:val="20"/>
+          <w:szCs w:val="20"/>
+          <w:lang w:val="en-US"/>
+        </w:rPr>
+        <w:t xml:space="preserve">, BG     d. </w:t>
+      </w:r>
+      <w:r>
+        <w:rPr>
+          <w:sz w:val="20"/>
+          <w:szCs w:val="20"/>
+          <w:lang w:val="en-US"/>
+        </w:rPr>
+        <w:t>9.</w:t>
+      </w:r>
+      <w:r>
+        <w:rPr>
+          <w:sz w:val="20"/>
+          <w:szCs w:val="20"/>
+          <w:lang w:val="en-US"/>
+        </w:rPr>
+        <w:t>1992   London, UK</w:t>
+      </w:r>
+    </w:p>
+    <w:p>
+      <w:pPr>
+        <w:pStyle w:val="ListParagraph"/>
+        <w:rPr>
+          <w:sz w:val="20"/>
+          <w:szCs w:val="20"/>
+          <w:lang w:val="en-US"/>
+        </w:rPr>
+      </w:pPr>
+      <w:r>
+        <w:rPr>
+          <w:sz w:val="20"/>
+          <w:szCs w:val="20"/>
+          <w:lang w:val="en-US"/>
         </w:rPr>
         <w:t xml:space="preserve">    </w:t>
       </w:r>
@@ -4763,143 +6662,9 @@
         <w:rPr>
           <w:sz w:val="20"/>
           <w:szCs w:val="20"/>
-          <w:lang w:val="de-DE"/>
-        </w:rPr>
-        <w:t xml:space="preserve">3. Kornel Frank                   b. 28.1.1905 Novi Sad, RS      d. 1.1942 Novi Sad, RS (Holocaust)    </w:t>
-      </w:r>
-    </w:p>
-    <w:p>
-      <w:pPr>
-        <w:pStyle w:val="ListParagraph"/>
-        <w:rPr>
-          <w:sz w:val="20"/>
-          <w:szCs w:val="20"/>
-          <w:lang w:val="en-US"/>
-        </w:rPr>
-      </w:pPr>
-      <w:r>
-        <w:rPr>
-          <w:sz w:val="20"/>
-          <w:szCs w:val="20"/>
-          <w:lang w:val="de-DE"/>
-        </w:rPr>
-        <w:t xml:space="preserve">        + Magdelena Kertesz      b. 18.10. </w:t>
-      </w:r>
-      <w:r>
-        <w:rPr>
-          <w:sz w:val="20"/>
-          <w:szCs w:val="20"/>
-          <w:lang w:val="en-US"/>
-        </w:rPr>
-        <w:t>1913 Novi Sad, RS   d.</w:t>
-      </w:r>
-      <w:r>
-        <w:rPr>
-          <w:sz w:val="20"/>
-          <w:szCs w:val="20"/>
-          <w:lang w:val="en-US"/>
-        </w:rPr>
-        <w:t xml:space="preserve"> </w:t>
-      </w:r>
-      <w:r>
-        <w:rPr>
-          <w:sz w:val="20"/>
-          <w:szCs w:val="20"/>
-          <w:lang w:val="en-US"/>
-        </w:rPr>
-        <w:t>1.1942 Novi Sad</w:t>
-      </w:r>
-      <w:r>
-        <w:rPr>
-          <w:sz w:val="20"/>
-          <w:szCs w:val="20"/>
-          <w:lang w:val="en-US"/>
-        </w:rPr>
-        <w:t>,</w:t>
-      </w:r>
-      <w:r>
-        <w:rPr>
-          <w:sz w:val="20"/>
-          <w:szCs w:val="20"/>
-          <w:lang w:val="en-US"/>
-        </w:rPr>
-        <w:t xml:space="preserve"> RS</w:t>
-      </w:r>
-      <w:r>
-        <w:rPr>
-          <w:sz w:val="20"/>
-          <w:szCs w:val="20"/>
-          <w:lang w:val="en-US"/>
-        </w:rPr>
-        <w:t xml:space="preserve"> (Holocaust)</w:t>
-      </w:r>
-      <w:r>
-        <w:rPr>
-          <w:sz w:val="20"/>
-          <w:szCs w:val="20"/>
-          <w:lang w:val="en-US"/>
-        </w:rPr>
-        <w:t xml:space="preserve">   </w:t>
-      </w:r>
-    </w:p>
-    <w:p>
-      <w:pPr>
-        <w:pStyle w:val="ListParagraph"/>
-        <w:rPr>
-          <w:sz w:val="20"/>
-          <w:szCs w:val="20"/>
-          <w:lang w:val="en-US"/>
-        </w:rPr>
-      </w:pPr>
-      <w:r>
-        <w:rPr>
-          <w:sz w:val="20"/>
-          <w:szCs w:val="20"/>
-          <w:lang w:val="en-US"/>
-        </w:rPr>
-        <w:t xml:space="preserve">    3. Laszlo (Laci) Frank         b. 4.1.1906 Novi Sad, RS</w:t>
-      </w:r>
-    </w:p>
-    <w:p>
-      <w:pPr>
-        <w:pStyle w:val="ListParagraph"/>
-        <w:rPr>
-          <w:sz w:val="20"/>
-          <w:szCs w:val="20"/>
-          <w:lang w:val="en-US"/>
-        </w:rPr>
-      </w:pPr>
-      <w:r>
-        <w:rPr>
-          <w:sz w:val="20"/>
-          <w:szCs w:val="20"/>
-          <w:lang w:val="de-DE"/>
-        </w:rPr>
-        <w:t xml:space="preserve">2. Hermine (Hanni) </w:t>
-      </w:r>
-      <w:r>
-        <w:rPr>
-          <w:sz w:val="20"/>
-          <w:szCs w:val="20"/>
-          <w:lang w:val="de-DE"/>
-        </w:rPr>
-        <w:t>Guttmann</w:t>
-      </w:r>
-      <w:r>
-        <w:rPr>
-          <w:sz w:val="20"/>
-          <w:szCs w:val="20"/>
-          <w:lang w:val="de-DE"/>
-        </w:rPr>
-        <w:t xml:space="preserve">     b.</w:t>
-      </w:r>
-      <w:r>
-        <w:rPr>
-          <w:sz w:val="20"/>
-          <w:szCs w:val="20"/>
-          <w:lang w:val="en-US"/>
-        </w:rPr>
-        <w:t xml:space="preserve"> 26.11.1869 </w:t>
+          <w:lang w:val="en-US"/>
+        </w:rPr>
+        <w:t xml:space="preserve">+ Ella </w:t>
       </w:r>
       <w:proofErr w:type="spellStart"/>
       <w:r>
@@ -4908,7 +6673,7 @@
           <w:szCs w:val="20"/>
           <w:lang w:val="en-US"/>
         </w:rPr>
-        <w:t>Dunaszerdahely</w:t>
+        <w:t>Grossu</w:t>
       </w:r>
       <w:proofErr w:type="spellEnd"/>
       <w:r>
@@ -4917,1036 +6682,25 @@
           <w:szCs w:val="20"/>
           <w:lang w:val="en-US"/>
         </w:rPr>
-        <w:t xml:space="preserve">, SK     d. 1942 Stara </w:t>
-      </w:r>
-      <w:proofErr w:type="spellStart"/>
-      <w:r>
-        <w:rPr>
-          <w:sz w:val="20"/>
-          <w:szCs w:val="20"/>
-          <w:lang w:val="en-US"/>
-        </w:rPr>
-        <w:t>Gradiska</w:t>
-      </w:r>
-      <w:proofErr w:type="spellEnd"/>
-      <w:r>
-        <w:rPr>
-          <w:sz w:val="20"/>
-          <w:szCs w:val="20"/>
-          <w:lang w:val="en-US"/>
-        </w:rPr>
-        <w:t>, CR (Holocaust)</w:t>
-      </w:r>
-    </w:p>
-    <w:p>
-      <w:pPr>
-        <w:pStyle w:val="ListParagraph"/>
-        <w:rPr>
-          <w:sz w:val="20"/>
-          <w:szCs w:val="20"/>
-          <w:lang w:val="en-US"/>
-        </w:rPr>
-      </w:pPr>
-      <w:r>
-        <w:rPr>
-          <w:sz w:val="20"/>
-          <w:szCs w:val="20"/>
-          <w:lang w:val="en-US"/>
-        </w:rPr>
-        <w:t xml:space="preserve">    </w:t>
-      </w:r>
-      <w:r>
-        <w:rPr>
-          <w:sz w:val="20"/>
-          <w:szCs w:val="20"/>
-          <w:lang w:val="en-US"/>
-        </w:rPr>
-        <w:t xml:space="preserve">+ Karl Goldstein                  b. 1.5.1865 </w:t>
-      </w:r>
-      <w:proofErr w:type="spellStart"/>
-      <w:r>
-        <w:rPr>
-          <w:sz w:val="20"/>
-          <w:szCs w:val="20"/>
-          <w:lang w:val="en-US"/>
-        </w:rPr>
-        <w:t>Zrenjanin</w:t>
-      </w:r>
-      <w:proofErr w:type="spellEnd"/>
-      <w:r>
-        <w:rPr>
-          <w:sz w:val="20"/>
-          <w:szCs w:val="20"/>
-          <w:lang w:val="en-US"/>
-        </w:rPr>
-        <w:t>, RS</w:t>
-      </w:r>
-      <w:r>
-        <w:rPr>
-          <w:sz w:val="20"/>
-          <w:szCs w:val="20"/>
-          <w:lang w:val="en-US"/>
-        </w:rPr>
-        <w:t xml:space="preserve">  </w:t>
-      </w:r>
-      <w:r>
-        <w:rPr>
-          <w:sz w:val="20"/>
-          <w:szCs w:val="20"/>
-          <w:lang w:val="en-US"/>
-        </w:rPr>
-        <w:t xml:space="preserve"> </w:t>
-      </w:r>
-      <w:r>
-        <w:rPr>
-          <w:sz w:val="20"/>
-          <w:szCs w:val="20"/>
-          <w:lang w:val="en-US"/>
-        </w:rPr>
-        <w:t>m. 21.6.1891 Novi Sad RS   d. 29.7.1936 Vienna, AT</w:t>
-      </w:r>
-    </w:p>
-    <w:p>
-      <w:pPr>
-        <w:pStyle w:val="ListParagraph"/>
-        <w:rPr>
-          <w:sz w:val="20"/>
-          <w:szCs w:val="20"/>
-          <w:lang w:val="de-DE"/>
-        </w:rPr>
-      </w:pPr>
-      <w:r>
-        <w:rPr>
-          <w:sz w:val="20"/>
-          <w:szCs w:val="20"/>
-          <w:lang w:val="en-US"/>
-        </w:rPr>
-        <w:t xml:space="preserve">    </w:t>
-      </w:r>
-      <w:r>
-        <w:rPr>
-          <w:sz w:val="20"/>
-          <w:szCs w:val="20"/>
-          <w:lang w:val="de-DE"/>
-        </w:rPr>
-        <w:t>3. Malvine Goldstein           b. 9.5.1892 Sofia, BG      d.</w:t>
-      </w:r>
-      <w:r>
-        <w:rPr>
-          <w:sz w:val="20"/>
-          <w:szCs w:val="20"/>
-          <w:lang w:val="de-DE"/>
-        </w:rPr>
-        <w:t xml:space="preserve"> 1983 Vevey, CH</w:t>
-      </w:r>
-      <w:r>
-        <w:rPr>
-          <w:sz w:val="20"/>
-          <w:szCs w:val="20"/>
-          <w:lang w:val="de-DE"/>
-        </w:rPr>
-        <w:t xml:space="preserve">   </w:t>
-      </w:r>
-      <w:r>
-        <w:rPr>
-          <w:sz w:val="20"/>
-          <w:szCs w:val="20"/>
-          <w:lang w:val="de-DE"/>
-        </w:rPr>
-        <w:t xml:space="preserve"> </w:t>
-      </w:r>
-    </w:p>
-    <w:p>
-      <w:pPr>
-        <w:pStyle w:val="ListParagraph"/>
-        <w:rPr>
-          <w:sz w:val="20"/>
-          <w:szCs w:val="20"/>
-          <w:lang w:val="de-DE"/>
-        </w:rPr>
-      </w:pPr>
-      <w:r>
-        <w:rPr>
-          <w:sz w:val="20"/>
-          <w:szCs w:val="20"/>
-          <w:lang w:val="de-DE"/>
-        </w:rPr>
-        <w:t xml:space="preserve">        + [1] </w:t>
-      </w:r>
-      <w:r>
-        <w:rPr>
-          <w:sz w:val="20"/>
-          <w:szCs w:val="20"/>
-        </w:rPr>
-        <w:t>Eugen Jeno Kremsier</w:t>
-      </w:r>
-      <w:r>
-        <w:rPr>
-          <w:sz w:val="20"/>
-          <w:szCs w:val="20"/>
-          <w:lang w:val="de-DE"/>
-        </w:rPr>
-        <w:t xml:space="preserve">    b. 11</w:t>
-      </w:r>
-      <w:r>
-        <w:rPr>
-          <w:sz w:val="20"/>
-          <w:szCs w:val="20"/>
-          <w:lang w:val="de-DE"/>
-        </w:rPr>
-        <w:t>.3.1879 Budapest, HU     d. 13.3.1943 Budapest, HU</w:t>
-      </w:r>
-    </w:p>
-    <w:p>
-      <w:pPr>
-        <w:pStyle w:val="ListParagraph"/>
-        <w:rPr>
-          <w:sz w:val="20"/>
-          <w:szCs w:val="20"/>
-          <w:lang w:val="de-DE"/>
-        </w:rPr>
-      </w:pPr>
-      <w:r>
-        <w:rPr>
-          <w:sz w:val="20"/>
-          <w:szCs w:val="20"/>
-          <w:lang w:val="de-DE"/>
-        </w:rPr>
-        <w:t xml:space="preserve">        4. Erno (Michael) Kremsier (Perry)    b. 24.1.1913 Sofia, BG    d. 2010 Andorra</w:t>
-      </w:r>
-    </w:p>
-    <w:p>
-      <w:pPr>
-        <w:pStyle w:val="ListParagraph"/>
-        <w:rPr>
-          <w:sz w:val="20"/>
-          <w:szCs w:val="20"/>
-          <w:lang w:val="de-DE"/>
-        </w:rPr>
-      </w:pPr>
-      <w:r>
-        <w:rPr>
-          <w:sz w:val="20"/>
-          <w:szCs w:val="20"/>
-          <w:lang w:val="de-DE"/>
-        </w:rPr>
-        <w:t xml:space="preserve">            + [1] ... Peisner</w:t>
-      </w:r>
-    </w:p>
-    <w:p>
-      <w:pPr>
-        <w:pStyle w:val="ListParagraph"/>
-        <w:rPr>
-          <w:sz w:val="20"/>
-          <w:szCs w:val="20"/>
-          <w:lang w:val="de-DE"/>
-        </w:rPr>
-      </w:pPr>
-      <w:r>
-        <w:rPr>
-          <w:sz w:val="20"/>
-          <w:szCs w:val="20"/>
-          <w:lang w:val="de-DE"/>
-        </w:rPr>
-        <w:t xml:space="preserve">            + [2] … Barnetson</w:t>
-      </w:r>
-    </w:p>
-    <w:p>
-      <w:pPr>
-        <w:pStyle w:val="ListParagraph"/>
-        <w:rPr>
-          <w:sz w:val="20"/>
-          <w:szCs w:val="20"/>
-          <w:lang w:val="de-DE"/>
-        </w:rPr>
-      </w:pPr>
-      <w:r>
-        <w:rPr>
-          <w:sz w:val="20"/>
-          <w:szCs w:val="20"/>
-          <w:lang w:val="de-DE"/>
-        </w:rPr>
-        <w:t xml:space="preserve">        </w:t>
-      </w:r>
-      <w:r>
-        <w:rPr>
-          <w:sz w:val="20"/>
-          <w:szCs w:val="20"/>
-          <w:lang w:val="de-DE"/>
-        </w:rPr>
-        <w:t>4. Gisella (Gisi) Elizabeth Kremsier  b</w:t>
-      </w:r>
-      <w:r>
-        <w:rPr>
-          <w:sz w:val="20"/>
-          <w:szCs w:val="20"/>
-          <w:lang w:val="de-DE"/>
-        </w:rPr>
-        <w:t>. 4.6.1915  Sofia, BG    d. 24.1.2005 Leeds, UK</w:t>
-      </w:r>
-    </w:p>
-    <w:p>
-      <w:pPr>
-        <w:pStyle w:val="ListParagraph"/>
-        <w:rPr>
-          <w:sz w:val="20"/>
-          <w:szCs w:val="20"/>
-          <w:lang w:val="en-US"/>
-        </w:rPr>
-      </w:pPr>
-      <w:r>
-        <w:rPr>
-          <w:sz w:val="20"/>
-          <w:szCs w:val="20"/>
-          <w:lang w:val="de-DE"/>
-        </w:rPr>
-        <w:t xml:space="preserve">            </w:t>
-      </w:r>
-      <w:r>
-        <w:rPr>
-          <w:sz w:val="20"/>
-          <w:szCs w:val="20"/>
-          <w:lang w:val="en-US"/>
-        </w:rPr>
-        <w:t>+ [1] ... Majer              m. 9.5.1936  Budapest, HU</w:t>
-      </w:r>
-    </w:p>
-    <w:p>
-      <w:pPr>
-        <w:pStyle w:val="ListParagraph"/>
-        <w:rPr>
-          <w:sz w:val="20"/>
-          <w:szCs w:val="20"/>
-          <w:lang w:val="en-US"/>
-        </w:rPr>
-      </w:pPr>
-      <w:r>
-        <w:rPr>
-          <w:sz w:val="20"/>
-          <w:szCs w:val="20"/>
-          <w:lang w:val="en-US"/>
-        </w:rPr>
-        <w:t xml:space="preserve">            + [2] Richard Dyson   b. </w:t>
-      </w:r>
-      <w:r>
-        <w:rPr>
-          <w:sz w:val="20"/>
-          <w:szCs w:val="20"/>
-          <w:lang w:val="en-US"/>
-        </w:rPr>
-        <w:t>18.4.1909 Leeds, UK   m.</w:t>
-      </w:r>
-      <w:r>
-        <w:rPr>
-          <w:sz w:val="20"/>
-          <w:szCs w:val="20"/>
-          <w:lang w:val="en-US"/>
-        </w:rPr>
-        <w:t xml:space="preserve"> 1.6.1939 Budapest, HU   d. 30.12.1988 Yorkshire, UK</w:t>
-      </w:r>
-    </w:p>
-    <w:p>
-      <w:pPr>
-        <w:pStyle w:val="ListParagraph"/>
-        <w:rPr>
-          <w:sz w:val="20"/>
-          <w:szCs w:val="20"/>
-          <w:lang w:val="en-US"/>
-        </w:rPr>
-      </w:pPr>
-      <w:r>
-        <w:rPr>
-          <w:sz w:val="20"/>
-          <w:szCs w:val="20"/>
-          <w:lang w:val="en-US"/>
-        </w:rPr>
-        <w:t xml:space="preserve">            5. John Anthony Dyson    </w:t>
-      </w:r>
-    </w:p>
-    <w:p>
-      <w:pPr>
-        <w:pStyle w:val="ListParagraph"/>
-        <w:rPr>
-          <w:sz w:val="20"/>
-          <w:szCs w:val="20"/>
-          <w:lang w:val="en-US"/>
-        </w:rPr>
-      </w:pPr>
-      <w:r>
-        <w:rPr>
-          <w:sz w:val="20"/>
-          <w:szCs w:val="20"/>
-          <w:lang w:val="en-US"/>
-        </w:rPr>
-        <w:t xml:space="preserve">                + … Levy</w:t>
-      </w:r>
-    </w:p>
-    <w:p>
-      <w:pPr>
-        <w:pStyle w:val="ListParagraph"/>
-        <w:rPr>
-          <w:sz w:val="20"/>
-          <w:szCs w:val="20"/>
-          <w:lang w:val="en-US"/>
-        </w:rPr>
-      </w:pPr>
-      <w:r>
-        <w:rPr>
-          <w:sz w:val="20"/>
-          <w:szCs w:val="20"/>
-          <w:lang w:val="en-US"/>
-        </w:rPr>
-        <w:t xml:space="preserve">            5. Robert Dyson</w:t>
-      </w:r>
-    </w:p>
-    <w:p>
-      <w:pPr>
-        <w:pStyle w:val="ListParagraph"/>
-        <w:rPr>
-          <w:sz w:val="20"/>
-          <w:szCs w:val="20"/>
-          <w:lang w:val="de-DE"/>
-        </w:rPr>
-      </w:pPr>
-      <w:r>
-        <w:rPr>
-          <w:sz w:val="20"/>
-          <w:szCs w:val="20"/>
-          <w:lang w:val="en-US"/>
-        </w:rPr>
-        <w:t xml:space="preserve">                </w:t>
-      </w:r>
-      <w:r>
-        <w:rPr>
-          <w:sz w:val="20"/>
-          <w:szCs w:val="20"/>
-          <w:lang w:val="de-DE"/>
-        </w:rPr>
-        <w:t>+ … Yaffe</w:t>
-      </w:r>
-      <w:r>
-        <w:rPr>
-          <w:sz w:val="20"/>
-          <w:szCs w:val="20"/>
-          <w:lang w:val="de-DE"/>
-        </w:rPr>
-        <w:t xml:space="preserve">   </w:t>
-      </w:r>
-    </w:p>
-    <w:p>
-      <w:pPr>
-        <w:pStyle w:val="ListParagraph"/>
-        <w:rPr>
-          <w:sz w:val="20"/>
-          <w:szCs w:val="20"/>
-          <w:lang w:val="de-DE"/>
-        </w:rPr>
-      </w:pPr>
-      <w:r>
-        <w:rPr>
-          <w:sz w:val="20"/>
-          <w:szCs w:val="20"/>
-          <w:lang w:val="de-DE"/>
-        </w:rPr>
-        <w:t xml:space="preserve">      </w:t>
-      </w:r>
-      <w:r>
-        <w:rPr>
-          <w:sz w:val="20"/>
-          <w:szCs w:val="20"/>
-          <w:lang w:val="de-DE"/>
-        </w:rPr>
-        <w:t xml:space="preserve"> </w:t>
-      </w:r>
-      <w:r>
-        <w:rPr>
-          <w:sz w:val="20"/>
-          <w:szCs w:val="20"/>
-          <w:lang w:val="de-DE"/>
-        </w:rPr>
-        <w:t xml:space="preserve"> </w:t>
-      </w:r>
-      <w:r>
-        <w:rPr>
-          <w:sz w:val="20"/>
-          <w:szCs w:val="20"/>
-          <w:lang w:val="de-DE"/>
-        </w:rPr>
-        <w:t>4. Margit Kremsier     b. 26.3.1919  Sofia, BG       d. 4.1.1993 Leeds, UK</w:t>
-      </w:r>
-    </w:p>
-    <w:p>
-      <w:pPr>
-        <w:pStyle w:val="ListParagraph"/>
-        <w:rPr>
-          <w:sz w:val="20"/>
-          <w:szCs w:val="20"/>
-          <w:lang w:val="de-DE"/>
-        </w:rPr>
-      </w:pPr>
-      <w:r>
-        <w:rPr>
-          <w:sz w:val="20"/>
-          <w:szCs w:val="20"/>
-          <w:lang w:val="de-DE"/>
-        </w:rPr>
-        <w:t xml:space="preserve">            </w:t>
-      </w:r>
-      <w:r>
-        <w:rPr>
-          <w:sz w:val="20"/>
-          <w:szCs w:val="20"/>
-          <w:lang w:val="de-DE"/>
-        </w:rPr>
-        <w:t xml:space="preserve">+ Harold </w:t>
-      </w:r>
-      <w:r>
-        <w:rPr>
-          <w:sz w:val="20"/>
-          <w:szCs w:val="20"/>
-          <w:lang w:val="de-DE"/>
-        </w:rPr>
-        <w:t>Deutsch (</w:t>
-      </w:r>
-      <w:r>
-        <w:rPr>
-          <w:sz w:val="20"/>
-          <w:szCs w:val="20"/>
-          <w:lang w:val="de-DE"/>
-        </w:rPr>
-        <w:t>Denton</w:t>
-      </w:r>
-      <w:r>
-        <w:rPr>
-          <w:sz w:val="20"/>
-          <w:szCs w:val="20"/>
-          <w:lang w:val="de-DE"/>
-        </w:rPr>
-        <w:t>)</w:t>
-      </w:r>
-      <w:r>
-        <w:rPr>
-          <w:sz w:val="20"/>
-          <w:szCs w:val="20"/>
-          <w:lang w:val="de-DE"/>
-        </w:rPr>
-        <w:t xml:space="preserve">    b. 24.3.1909 Leeds, UK       d. 5.8.1988</w:t>
-      </w:r>
-    </w:p>
-    <w:p>
-      <w:pPr>
-        <w:pStyle w:val="ListParagraph"/>
-        <w:rPr>
-          <w:sz w:val="20"/>
-          <w:szCs w:val="20"/>
-          <w:lang w:val="en-US"/>
-        </w:rPr>
-      </w:pPr>
-      <w:r>
-        <w:rPr>
-          <w:sz w:val="20"/>
-          <w:szCs w:val="20"/>
-          <w:lang w:val="de-DE"/>
-        </w:rPr>
-        <w:t xml:space="preserve">            </w:t>
-      </w:r>
-      <w:r>
-        <w:rPr>
-          <w:sz w:val="20"/>
-          <w:szCs w:val="20"/>
-          <w:lang w:val="en-US"/>
-        </w:rPr>
-        <w:t>5. … Denton</w:t>
-      </w:r>
-    </w:p>
-    <w:p>
-      <w:pPr>
-        <w:pStyle w:val="ListParagraph"/>
-        <w:rPr>
-          <w:sz w:val="20"/>
-          <w:szCs w:val="20"/>
-          <w:lang w:val="en-US"/>
-        </w:rPr>
-      </w:pPr>
-      <w:r>
-        <w:rPr>
-          <w:sz w:val="20"/>
-          <w:szCs w:val="20"/>
-          <w:lang w:val="de-DE"/>
-        </w:rPr>
-        <w:t xml:space="preserve">                </w:t>
-      </w:r>
-      <w:r>
-        <w:rPr>
-          <w:sz w:val="20"/>
-          <w:szCs w:val="20"/>
-          <w:lang w:val="en-US"/>
-        </w:rPr>
-        <w:t>+</w:t>
-      </w:r>
-      <w:r>
-        <w:rPr>
-          <w:sz w:val="20"/>
-          <w:szCs w:val="20"/>
-          <w:lang w:val="en-US"/>
-        </w:rPr>
-        <w:t>Beritt</w:t>
-      </w:r>
-      <w:r>
-        <w:rPr>
-          <w:sz w:val="20"/>
-          <w:szCs w:val="20"/>
-          <w:lang w:val="en-US"/>
-        </w:rPr>
-        <w:t xml:space="preserve"> Robinsson</w:t>
-      </w:r>
-      <w:r>
-        <w:rPr>
-          <w:sz w:val="20"/>
-          <w:szCs w:val="20"/>
-          <w:lang w:val="en-US"/>
-        </w:rPr>
-        <w:t xml:space="preserve">    b. 19.2.1945  Sweden    </w:t>
-      </w:r>
-      <w:r>
-        <w:rPr>
-          <w:sz w:val="20"/>
-          <w:szCs w:val="20"/>
-          <w:lang w:val="en-US"/>
-        </w:rPr>
-        <w:t xml:space="preserve"> </w:t>
-      </w:r>
-      <w:r>
-        <w:rPr>
-          <w:sz w:val="20"/>
-          <w:szCs w:val="20"/>
-          <w:lang w:val="en-US"/>
-        </w:rPr>
-        <w:t>d. 20.11.2016  Leeds, UK</w:t>
-      </w:r>
-    </w:p>
-    <w:p>
-      <w:pPr>
-        <w:pStyle w:val="ListParagraph"/>
-        <w:rPr>
-          <w:sz w:val="20"/>
-          <w:szCs w:val="20"/>
-          <w:lang w:val="en-US"/>
-        </w:rPr>
-      </w:pPr>
-      <w:r>
-        <w:rPr>
-          <w:sz w:val="20"/>
-          <w:szCs w:val="20"/>
-          <w:lang w:val="en-US"/>
-        </w:rPr>
-        <w:t xml:space="preserve">            5.</w:t>
-      </w:r>
-      <w:r>
-        <w:rPr>
-          <w:sz w:val="20"/>
-          <w:szCs w:val="20"/>
-          <w:lang w:val="en-US"/>
-        </w:rPr>
-        <w:t xml:space="preserve"> Janet Carol</w:t>
-      </w:r>
-      <w:r>
-        <w:rPr>
-          <w:sz w:val="20"/>
-          <w:szCs w:val="20"/>
-          <w:lang w:val="en-US"/>
-        </w:rPr>
-        <w:t xml:space="preserve"> Denton</w:t>
-      </w:r>
-      <w:r>
-        <w:rPr>
-          <w:sz w:val="20"/>
-          <w:szCs w:val="20"/>
-          <w:lang w:val="en-US"/>
-        </w:rPr>
-        <w:t xml:space="preserve">   b. </w:t>
-      </w:r>
-      <w:r>
-        <w:rPr>
-          <w:sz w:val="20"/>
-          <w:szCs w:val="20"/>
-          <w:lang w:val="en-US"/>
-        </w:rPr>
-        <w:t>29.4.1945  Leeds, UK     d. 29.5.2007  Leeds, UK</w:t>
-      </w:r>
-    </w:p>
-    <w:p>
-      <w:pPr>
-        <w:pStyle w:val="ListParagraph"/>
-        <w:rPr>
-          <w:sz w:val="20"/>
-          <w:szCs w:val="20"/>
-          <w:lang w:val="en-US"/>
-        </w:rPr>
-      </w:pPr>
-      <w:r>
-        <w:rPr>
-          <w:sz w:val="20"/>
-          <w:szCs w:val="20"/>
-          <w:lang w:val="en-US"/>
-        </w:rPr>
-        <w:t xml:space="preserve">                </w:t>
-      </w:r>
-      <w:r>
-        <w:rPr>
-          <w:sz w:val="20"/>
-          <w:szCs w:val="20"/>
-          <w:lang w:val="en-US"/>
-        </w:rPr>
-        <w:t>+ John</w:t>
-      </w:r>
-      <w:r>
-        <w:rPr>
-          <w:sz w:val="20"/>
-          <w:szCs w:val="20"/>
-          <w:lang w:val="en-US"/>
-        </w:rPr>
-        <w:t xml:space="preserve"> Manning</w:t>
-      </w:r>
-      <w:r>
-        <w:rPr>
-          <w:sz w:val="20"/>
-          <w:szCs w:val="20"/>
-          <w:lang w:val="en-US"/>
-        </w:rPr>
-        <w:t xml:space="preserve">   b. 10.10.1936     m. 1968 Leeds, UK     d. 19.11.2018  Leeds, UK</w:t>
-      </w:r>
-    </w:p>
-    <w:p>
-      <w:pPr>
-        <w:pStyle w:val="ListParagraph"/>
-        <w:rPr>
-          <w:sz w:val="20"/>
-          <w:szCs w:val="20"/>
-          <w:lang w:val="en-US"/>
-        </w:rPr>
-      </w:pPr>
-      <w:r>
-        <w:rPr>
-          <w:sz w:val="20"/>
-          <w:szCs w:val="20"/>
-          <w:lang w:val="en-US"/>
-        </w:rPr>
-        <w:t xml:space="preserve">    </w:t>
-      </w:r>
-      <w:r>
-        <w:rPr>
-          <w:sz w:val="20"/>
-          <w:szCs w:val="20"/>
-          <w:lang w:val="en-US"/>
-        </w:rPr>
-        <w:t xml:space="preserve">  </w:t>
-      </w:r>
-      <w:r>
-        <w:rPr>
-          <w:sz w:val="20"/>
-          <w:szCs w:val="20"/>
-          <w:lang w:val="en-US"/>
-        </w:rPr>
-        <w:t xml:space="preserve"> </w:t>
-      </w:r>
-      <w:r>
-        <w:rPr>
-          <w:sz w:val="20"/>
-          <w:szCs w:val="20"/>
-          <w:lang w:val="en-US"/>
-        </w:rPr>
-        <w:t xml:space="preserve">+ [2] </w:t>
-      </w:r>
-      <w:proofErr w:type="spellStart"/>
-      <w:r>
-        <w:rPr>
-          <w:sz w:val="20"/>
-          <w:szCs w:val="20"/>
-          <w:lang w:val="en-US"/>
-        </w:rPr>
-        <w:t>Lipot</w:t>
-      </w:r>
-      <w:proofErr w:type="spellEnd"/>
-      <w:r>
-        <w:rPr>
-          <w:sz w:val="20"/>
-          <w:szCs w:val="20"/>
-          <w:lang w:val="en-US"/>
-        </w:rPr>
-        <w:t xml:space="preserve"> Hausner</w:t>
-      </w:r>
-      <w:r>
-        <w:rPr>
-          <w:sz w:val="20"/>
-          <w:szCs w:val="20"/>
-          <w:lang w:val="en-US"/>
-        </w:rPr>
-        <w:t xml:space="preserve">   b. 2.6.1876 Bonyhad, HU   m. 23.12.1948 Vevey, CH   d. 29.1.1953 Vevey, CH</w:t>
-      </w:r>
-    </w:p>
-    <w:p>
-      <w:pPr>
-        <w:pStyle w:val="ListParagraph"/>
-        <w:rPr>
-          <w:sz w:val="20"/>
-          <w:szCs w:val="20"/>
-          <w:lang w:val="de-DE"/>
-        </w:rPr>
-      </w:pPr>
-      <w:r>
-        <w:rPr>
-          <w:sz w:val="20"/>
-          <w:szCs w:val="20"/>
-          <w:lang w:val="de-DE"/>
-        </w:rPr>
-        <w:t>3. Otto Goldstein     b. 4.11.1893 Sofia, BG                       d.</w:t>
-      </w:r>
-      <w:r>
-        <w:rPr>
-          <w:sz w:val="20"/>
-          <w:szCs w:val="20"/>
-          <w:lang w:val="de-DE"/>
-        </w:rPr>
-        <w:t xml:space="preserve"> 1943 Auschwitz (Holocaust)</w:t>
-      </w:r>
-    </w:p>
-    <w:p>
-      <w:pPr>
-        <w:pStyle w:val="ListParagraph"/>
-        <w:rPr>
-          <w:sz w:val="20"/>
-          <w:szCs w:val="20"/>
-          <w:lang w:val="de-DE"/>
-        </w:rPr>
-      </w:pPr>
-      <w:r>
-        <w:rPr>
-          <w:sz w:val="20"/>
-          <w:szCs w:val="20"/>
-          <w:lang w:val="de-DE"/>
-        </w:rPr>
-        <w:t xml:space="preserve">    + Edith Schaefer</w:t>
-      </w:r>
-      <w:r>
-        <w:rPr>
-          <w:sz w:val="20"/>
-          <w:szCs w:val="20"/>
-          <w:lang w:val="de-DE"/>
-        </w:rPr>
-        <w:t xml:space="preserve"> </w:t>
-      </w:r>
-      <w:r>
-        <w:rPr>
-          <w:sz w:val="20"/>
-          <w:szCs w:val="20"/>
-          <w:lang w:val="de-DE"/>
-        </w:rPr>
-        <w:t xml:space="preserve">  b. 20.11.1912 Stuttgart, DE     m. 27.6.1933 Berlin, DE    d. 1943 Auschwitz</w:t>
-      </w:r>
-      <w:r>
-        <w:rPr>
-          <w:sz w:val="20"/>
-          <w:szCs w:val="20"/>
-          <w:lang w:val="de-DE"/>
-        </w:rPr>
-        <w:t xml:space="preserve"> </w:t>
-      </w:r>
-      <w:r>
-        <w:rPr>
-          <w:sz w:val="20"/>
-          <w:szCs w:val="20"/>
-          <w:lang w:val="de-DE"/>
-        </w:rPr>
-        <w:t>(Holocaust)</w:t>
-      </w:r>
-    </w:p>
-    <w:p>
-      <w:pPr>
-        <w:pStyle w:val="ListParagraph"/>
-        <w:rPr>
-          <w:sz w:val="20"/>
-          <w:szCs w:val="20"/>
-          <w:lang w:val="de-DE"/>
-        </w:rPr>
-      </w:pPr>
-      <w:r>
-        <w:rPr>
-          <w:sz w:val="20"/>
-          <w:szCs w:val="20"/>
-          <w:lang w:val="de-DE"/>
-        </w:rPr>
-        <w:t>3. Irene Goldstein    b. 26.5.1895      d. 3.1995</w:t>
-      </w:r>
-    </w:p>
-    <w:p>
-      <w:pPr>
-        <w:pStyle w:val="ListParagraph"/>
-        <w:rPr>
-          <w:sz w:val="20"/>
-          <w:szCs w:val="20"/>
-          <w:lang w:val="de-DE"/>
-        </w:rPr>
-      </w:pPr>
-      <w:r>
-        <w:rPr>
-          <w:sz w:val="20"/>
-          <w:szCs w:val="20"/>
-          <w:lang w:val="de-DE"/>
-        </w:rPr>
-        <w:t xml:space="preserve">    + Julius (Gyula) Balogh   b. 18.7.1883        m. 31.8.1918        d. 1.10.1965</w:t>
-      </w:r>
-    </w:p>
-    <w:p>
-      <w:pPr>
-        <w:pStyle w:val="ListParagraph"/>
-        <w:rPr>
-          <w:sz w:val="20"/>
-          <w:szCs w:val="20"/>
-          <w:lang w:val="en-US"/>
-        </w:rPr>
-      </w:pPr>
-      <w:r>
-        <w:rPr>
-          <w:sz w:val="20"/>
-          <w:szCs w:val="20"/>
-          <w:lang w:val="de-DE"/>
-        </w:rPr>
-        <w:t xml:space="preserve">    </w:t>
-      </w:r>
-      <w:r>
-        <w:rPr>
-          <w:sz w:val="20"/>
-          <w:szCs w:val="20"/>
-          <w:lang w:val="en-US"/>
-        </w:rPr>
-        <w:t>4.</w:t>
-      </w:r>
-      <w:r>
-        <w:rPr>
-          <w:sz w:val="20"/>
-          <w:szCs w:val="20"/>
-          <w:lang w:val="en-US"/>
-        </w:rPr>
-        <w:t xml:space="preserve"> Gertie</w:t>
-      </w:r>
-      <w:r>
-        <w:rPr>
-          <w:sz w:val="20"/>
-          <w:szCs w:val="20"/>
-          <w:lang w:val="en-US"/>
-        </w:rPr>
-        <w:t xml:space="preserve"> Balogh</w:t>
-      </w:r>
-      <w:r>
-        <w:rPr>
-          <w:sz w:val="20"/>
-          <w:szCs w:val="20"/>
-          <w:lang w:val="en-US"/>
-        </w:rPr>
-        <w:t xml:space="preserve">    b. 20.7.1921 Vienna, A</w:t>
-      </w:r>
-      <w:r>
-        <w:rPr>
-          <w:sz w:val="20"/>
-          <w:szCs w:val="20"/>
-          <w:lang w:val="en-US"/>
-        </w:rPr>
-        <w:t xml:space="preserve">T       d. 1.10.2000 Harlow, </w:t>
-      </w:r>
-    </w:p>
-    <w:p>
-      <w:pPr>
-        <w:pStyle w:val="ListParagraph"/>
-        <w:rPr>
-          <w:sz w:val="20"/>
-          <w:szCs w:val="20"/>
-          <w:lang w:val="de-DE"/>
-        </w:rPr>
-      </w:pPr>
-      <w:r>
-        <w:rPr>
-          <w:sz w:val="20"/>
-          <w:szCs w:val="20"/>
-          <w:lang w:val="de-DE"/>
-        </w:rPr>
-        <w:t xml:space="preserve">3. Emil Goldstein       b. </w:t>
-      </w:r>
-      <w:r>
-        <w:rPr>
-          <w:sz w:val="20"/>
-          <w:szCs w:val="20"/>
-          <w:lang w:val="de-DE"/>
-        </w:rPr>
-        <w:t>12.7.</w:t>
-      </w:r>
-      <w:r>
-        <w:rPr>
-          <w:sz w:val="20"/>
-          <w:szCs w:val="20"/>
-          <w:lang w:val="de-DE"/>
-        </w:rPr>
-        <w:t xml:space="preserve">1896  Sofia, BG     d. </w:t>
-      </w:r>
-      <w:r>
-        <w:rPr>
-          <w:sz w:val="20"/>
-          <w:szCs w:val="20"/>
-          <w:lang w:val="de-DE"/>
-        </w:rPr>
-        <w:t>9.</w:t>
-      </w:r>
-      <w:r>
-        <w:rPr>
-          <w:sz w:val="20"/>
-          <w:szCs w:val="20"/>
-          <w:lang w:val="de-DE"/>
-        </w:rPr>
-        <w:t>1992   London, UK</w:t>
-      </w:r>
-    </w:p>
-    <w:p>
-      <w:pPr>
-        <w:pStyle w:val="ListParagraph"/>
-        <w:rPr>
-          <w:sz w:val="20"/>
-          <w:szCs w:val="20"/>
-          <w:lang w:val="en-US"/>
-        </w:rPr>
-      </w:pPr>
-      <w:r>
-        <w:rPr>
-          <w:sz w:val="20"/>
-          <w:szCs w:val="20"/>
-          <w:lang w:val="de-DE"/>
-        </w:rPr>
-        <w:t xml:space="preserve">    </w:t>
-      </w:r>
-      <w:r>
-        <w:rPr>
-          <w:sz w:val="20"/>
-          <w:szCs w:val="20"/>
-          <w:lang w:val="en-US"/>
-        </w:rPr>
-        <w:t xml:space="preserve">+ Ella </w:t>
-      </w:r>
-      <w:proofErr w:type="spellStart"/>
-      <w:r>
-        <w:rPr>
-          <w:sz w:val="20"/>
-          <w:szCs w:val="20"/>
-          <w:lang w:val="en-US"/>
-        </w:rPr>
-        <w:t>Grossu</w:t>
-      </w:r>
-      <w:proofErr w:type="spellEnd"/>
-      <w:r>
-        <w:rPr>
-          <w:sz w:val="20"/>
-          <w:szCs w:val="20"/>
-          <w:lang w:val="en-US"/>
-        </w:rPr>
-        <w:t xml:space="preserve">        b. 20.12.1899  Iasi, RO    </w:t>
+        <w:t xml:space="preserve">        b. </w:t>
+      </w:r>
+      <w:proofErr w:type="gramStart"/>
+      <w:r>
+        <w:rPr>
+          <w:sz w:val="20"/>
+          <w:szCs w:val="20"/>
+          <w:lang w:val="en-US"/>
+        </w:rPr>
+        <w:t>20.12.1899  Iasi</w:t>
+      </w:r>
+      <w:proofErr w:type="gramEnd"/>
+      <w:r>
+        <w:rPr>
+          <w:sz w:val="20"/>
+          <w:szCs w:val="20"/>
+          <w:lang w:val="en-US"/>
+        </w:rPr>
+        <w:t xml:space="preserve">, RO    </w:t>
       </w:r>
       <w:r>
         <w:rPr>
@@ -5970,7 +6724,25 @@
           <w:szCs w:val="20"/>
           <w:lang w:val="en-US"/>
         </w:rPr>
-        <w:t xml:space="preserve">  d. 1992  London, UK  </w:t>
+        <w:t xml:space="preserve">  d. </w:t>
+      </w:r>
+      <w:proofErr w:type="gramStart"/>
+      <w:r>
+        <w:rPr>
+          <w:sz w:val="20"/>
+          <w:szCs w:val="20"/>
+          <w:lang w:val="en-US"/>
+        </w:rPr>
+        <w:t>1992  London</w:t>
+      </w:r>
+      <w:proofErr w:type="gramEnd"/>
+      <w:r>
+        <w:rPr>
+          <w:sz w:val="20"/>
+          <w:szCs w:val="20"/>
+          <w:lang w:val="en-US"/>
+        </w:rPr>
+        <w:t xml:space="preserve">, UK  </w:t>
       </w:r>
     </w:p>
     <w:p>
@@ -6389,7 +7161,25 @@
           <w:szCs w:val="20"/>
           <w:lang w:val="en-US"/>
         </w:rPr>
-        <w:t xml:space="preserve">Isaac Guttmann              b. 10.1840  Reca, SK       d. </w:t>
+        <w:t xml:space="preserve">Isaac Guttmann              b. </w:t>
+      </w:r>
+      <w:proofErr w:type="gramStart"/>
+      <w:r>
+        <w:rPr>
+          <w:sz w:val="20"/>
+          <w:szCs w:val="20"/>
+          <w:lang w:val="en-US"/>
+        </w:rPr>
+        <w:t>10.1840  Reca</w:t>
+      </w:r>
+      <w:proofErr w:type="gramEnd"/>
+      <w:r>
+        <w:rPr>
+          <w:sz w:val="20"/>
+          <w:szCs w:val="20"/>
+          <w:lang w:val="en-US"/>
+        </w:rPr>
+        <w:t xml:space="preserve">, SK       d. </w:t>
       </w:r>
       <w:r>
         <w:rPr>
@@ -6638,42 +7428,60 @@
         <w:rPr>
           <w:sz w:val="20"/>
           <w:szCs w:val="20"/>
-          <w:lang w:val="en-US"/>
-        </w:rPr>
-      </w:pPr>
-      <w:r>
-        <w:rPr>
-          <w:sz w:val="20"/>
-          <w:szCs w:val="20"/>
-          <w:lang w:val="en-US"/>
-        </w:rPr>
-        <w:t xml:space="preserve">    3. Lajos Zsolnai           b. 1901  Budapest, HU      d.</w:t>
-      </w:r>
-      <w:r>
-        <w:rPr>
-          <w:sz w:val="20"/>
-          <w:szCs w:val="20"/>
-          <w:lang w:val="en-US"/>
-        </w:rPr>
-        <w:t xml:space="preserve"> 1977</w:t>
-      </w:r>
-    </w:p>
-    <w:p>
-      <w:pPr>
-        <w:pStyle w:val="ListParagraph"/>
-        <w:rPr>
-          <w:sz w:val="20"/>
-          <w:szCs w:val="20"/>
-          <w:lang w:val="en-US"/>
-        </w:rPr>
-      </w:pPr>
-      <w:r>
-        <w:rPr>
-          <w:sz w:val="20"/>
-          <w:szCs w:val="20"/>
-          <w:lang w:val="en-US"/>
-        </w:rPr>
-        <w:t xml:space="preserve">    3. Edit Zsolnai             b. 5.8.1905   Budapest, HU     d. 1982  Budapest, HU</w:t>
+          <w:lang w:val="de-DE"/>
+        </w:rPr>
+      </w:pPr>
+      <w:r>
+        <w:rPr>
+          <w:sz w:val="20"/>
+          <w:szCs w:val="20"/>
+          <w:lang w:val="de-DE"/>
+        </w:rPr>
+        <w:t xml:space="preserve">    3. Lajos Zsolnai           b. 1901  Budapest, HU      d. 1977</w:t>
+      </w:r>
+    </w:p>
+    <w:p>
+      <w:pPr>
+        <w:pStyle w:val="ListParagraph"/>
+        <w:rPr>
+          <w:sz w:val="20"/>
+          <w:szCs w:val="20"/>
+          <w:lang w:val="en-US"/>
+        </w:rPr>
+      </w:pPr>
+      <w:r>
+        <w:rPr>
+          <w:sz w:val="20"/>
+          <w:szCs w:val="20"/>
+          <w:lang w:val="de-DE"/>
+        </w:rPr>
+        <w:t xml:space="preserve">    </w:t>
+      </w:r>
+      <w:r>
+        <w:rPr>
+          <w:sz w:val="20"/>
+          <w:szCs w:val="20"/>
+          <w:lang w:val="en-US"/>
+        </w:rPr>
+        <w:t xml:space="preserve">3. Edit Zsolnai             b. 5.8.1905   Budapest, HU     d. </w:t>
+      </w:r>
+      <w:proofErr w:type="gramStart"/>
+      <w:r>
+        <w:rPr>
+          <w:sz w:val="20"/>
+          <w:szCs w:val="20"/>
+          <w:lang w:val="en-US"/>
+        </w:rPr>
+        <w:t>1982  Budapest</w:t>
+      </w:r>
+      <w:proofErr w:type="gramEnd"/>
+      <w:r>
+        <w:rPr>
+          <w:sz w:val="20"/>
+          <w:szCs w:val="20"/>
+          <w:lang w:val="en-US"/>
+        </w:rPr>
+        <w:t>, HU</w:t>
       </w:r>
     </w:p>
     <w:p>
@@ -6972,6 +7780,7 @@
         <w:t>Andor Bottenstein (</w:t>
       </w:r>
       <w:proofErr w:type="spellStart"/>
+      <w:proofErr w:type="gramStart"/>
       <w:r>
         <w:rPr>
           <w:sz w:val="20"/>
@@ -6987,7 +7796,34 @@
           <w:szCs w:val="20"/>
           <w:lang w:val="en-US"/>
         </w:rPr>
-        <w:t>)    b. 8.11.1900 Budapest, HU     d. 26.10.1972  Chicago, US</w:t>
+        <w:t xml:space="preserve">)   </w:t>
+      </w:r>
+      <w:proofErr w:type="gramEnd"/>
+      <w:r>
+        <w:rPr>
+          <w:sz w:val="20"/>
+          <w:szCs w:val="20"/>
+          <w:lang w:val="en-US"/>
+        </w:rPr>
+        <w:t xml:space="preserve"> b. 8.11.1900 Budapest, HU     d. </w:t>
+      </w:r>
+      <w:proofErr w:type="gramStart"/>
+      <w:r>
+        <w:rPr>
+          <w:sz w:val="20"/>
+          <w:szCs w:val="20"/>
+          <w:lang w:val="en-US"/>
+        </w:rPr>
+        <w:t>26.10.1972  Chicago</w:t>
+      </w:r>
+      <w:proofErr w:type="gramEnd"/>
+      <w:r>
+        <w:rPr>
+          <w:sz w:val="20"/>
+          <w:szCs w:val="20"/>
+          <w:lang w:val="en-US"/>
+        </w:rPr>
+        <w:t>, US</w:t>
       </w:r>
       <w:r>
         <w:rPr>
